--- a/ech-0296_laws/output/ech-0296_laws_de.docx
+++ b/ech-0296_laws/output/ech-0296_laws_de.docx
@@ -6213,7 +6213,7 @@
               <w:pStyle w:val="Compact"/>
             </w:pPr>
             <w:r>
-              <w:t xml:space="preserve">date</w:t>
+              <w:t xml:space="preserve">date_value</w:t>
             </w:r>
           </w:p>
         </w:tc>
@@ -6235,7 +6235,7 @@
               <w:t xml:space="preserve"> </w:t>
             </w:r>
             <w:r>
-              <w:t xml:space="preserve">date</w:t>
+              <w:t xml:space="preserve">Date</w:t>
             </w:r>
           </w:p>
         </w:tc>
@@ -37298,8 +37298,3634 @@
         <w:t xml:space="preserve">dieses Standards.</w:t>
       </w:r>
     </w:p>
+    <w:p>
+      <w:r>
+        <w:br w:type="page"/>
+      </w:r>
+    </w:p>
     <w:bookmarkEnd w:id="306"/>
     <w:bookmarkEnd w:id="307"/>
+    <w:bookmarkStart w:id="308" w:name="anhang-b-zuordnung-zu-akoma-ntoso"/>
+    <w:p>
+      <w:pPr>
+        <w:pStyle w:val="berschrift1"/>
+      </w:pPr>
+      <w:r>
+        <w:t xml:space="preserve">Anhang B – Zuordnung zu Akoma Ntoso</w:t>
+      </w:r>
+    </w:p>
+    <w:p>
+      <w:pPr>
+        <w:pStyle w:val="FirstParagraph"/>
+      </w:pPr>
+      <w:r>
+        <w:t xml:space="preserve">Jede Klasse und jeder Slot dieses Standards trägt die Entsprechung im Akoma-Ntoso-Vokabular am Element selbst — als</w:t>
+      </w:r>
+      <w:r>
+        <w:t xml:space="preserve"> </w:t>
+      </w:r>
+      <w:r>
+        <w:rPr>
+          <w:rStyle w:val="VerbatimChar"/>
+        </w:rPr>
+        <w:t xml:space="preserve">exact_mappings</w:t>
+      </w:r>
+      <w:r>
+        <w:t xml:space="preserve">,</w:t>
+      </w:r>
+      <w:r>
+        <w:t xml:space="preserve"> </w:t>
+      </w:r>
+      <w:r>
+        <w:rPr>
+          <w:rStyle w:val="VerbatimChar"/>
+        </w:rPr>
+        <w:t xml:space="preserve">close_mappings</w:t>
+      </w:r>
+      <w:r>
+        <w:t xml:space="preserve"> </w:t>
+      </w:r>
+      <w:r>
+        <w:t xml:space="preserve">und die weiteren Mapping-Angaben, die LinkML dafür vorsieht. Die folgende Tabelle ist daraus erzeugt und nicht von Hand geführt; wer eine Klasse an ein anderes Element bindet, ändert das Schema.</w:t>
+      </w:r>
+    </w:p>
+    <w:p>
+      <w:pPr>
+        <w:pStyle w:val="Textkrper"/>
+      </w:pPr>
+      <w:r>
+        <w:t xml:space="preserve">Aus derselben Quelle entsteht ein Mapping-Set nach SSSOM (Simple Standard for Sharing Ontology Mappings) als</w:t>
+      </w:r>
+      <w:r>
+        <w:t xml:space="preserve"> </w:t>
+      </w:r>
+      <w:r>
+        <w:rPr>
+          <w:rStyle w:val="VerbatimChar"/>
+        </w:rPr>
+        <w:t xml:space="preserve">output/mappings/ech-0296_laws.sssom.tsv</w:t>
+      </w:r>
+      <w:r>
+        <w:t xml:space="preserve">. Es hält zu jeder Zeile fest, wie eng die Entsprechung ist (</w:t>
+      </w:r>
+      <w:r>
+        <w:rPr>
+          <w:rStyle w:val="VerbatimChar"/>
+        </w:rPr>
+        <w:t xml:space="preserve">exactMatch</w:t>
+      </w:r>
+      <w:r>
+        <w:t xml:space="preserve">,</w:t>
+      </w:r>
+      <w:r>
+        <w:t xml:space="preserve"> </w:t>
+      </w:r>
+      <w:r>
+        <w:rPr>
+          <w:rStyle w:val="VerbatimChar"/>
+        </w:rPr>
+        <w:t xml:space="preserve">closeMatch</w:t>
+      </w:r>
+      <w:r>
+        <w:t xml:space="preserve">,</w:t>
+      </w:r>
+      <w:r>
+        <w:t xml:space="preserve"> </w:t>
+      </w:r>
+      <w:r>
+        <w:rPr>
+          <w:rStyle w:val="VerbatimChar"/>
+        </w:rPr>
+        <w:t xml:space="preserve">narrowMatch</w:t>
+      </w:r>
+      <w:r>
+        <w:t xml:space="preserve">,</w:t>
+      </w:r>
+      <w:r>
+        <w:t xml:space="preserve"> </w:t>
+      </w:r>
+      <w:r>
+        <w:rPr>
+          <w:rStyle w:val="VerbatimChar"/>
+        </w:rPr>
+        <w:t xml:space="preserve">broadMatch</w:t>
+      </w:r>
+      <w:r>
+        <w:t xml:space="preserve">) und worauf sie beruht, und lässt sich mit den Werkzeugen der Mapping Commons prüfen und weiterverarbeiten. Dieselben Angaben stehen als</w:t>
+      </w:r>
+      <w:r>
+        <w:t xml:space="preserve"> </w:t>
+      </w:r>
+      <w:r>
+        <w:rPr>
+          <w:rStyle w:val="VerbatimChar"/>
+        </w:rPr>
+        <w:t xml:space="preserve">skos:exactMatch</w:t>
+      </w:r>
+      <w:r>
+        <w:t xml:space="preserve">-Tripel im RDF-Export des Schemas (</w:t>
+      </w:r>
+      <w:r>
+        <w:rPr>
+          <w:rStyle w:val="VerbatimChar"/>
+        </w:rPr>
+        <w:t xml:space="preserve">output/schema.ttl</w:t>
+      </w:r>
+      <w:r>
+        <w:t xml:space="preserve">).</w:t>
+      </w:r>
+    </w:p>
+    <w:p>
+      <w:pPr>
+        <w:pStyle w:val="Textkrper"/>
+      </w:pPr>
+      <w:r>
+        <w:t xml:space="preserve">Die Zuordnung zum European Legislation Identifier steht noch aus. Sie kommt an dieselbe Stelle — als weiterer Eintrag bei den betroffenen Elementen — und erscheint dann ohne weiteres Zutun in dieser Tabelle und im Mapping-Set.</w:t>
+      </w:r>
+    </w:p>
+    <w:tbl>
+      <w:tblPr>
+        <w:tblStyle w:val="Table"/>
+        <w:tblW w:type="auto" w:w="0"/>
+        <w:tblLook w:firstRow="1" w:lastRow="0" w:firstColumn="0" w:lastColumn="0" w:noHBand="0" w:noVBand="0" w:val="0020"/>
+      </w:tblPr>
+      <w:tblGrid>
+        <w:gridCol w:w="1980"/>
+        <w:gridCol w:w="1980"/>
+        <w:gridCol w:w="1980"/>
+        <w:gridCol w:w="1980"/>
+      </w:tblGrid>
+      <w:tr>
+        <w:trPr>
+          <w:tblHeader w:val="on"/>
+        </w:trPr>
+        <w:tc>
+          <w:tcPr/>
+          <w:p>
+            <w:pPr>
+              <w:pStyle w:val="Compact"/>
+            </w:pPr>
+            <w:r>
+              <w:t xml:space="preserve">Element in diesem Standard</w:t>
+            </w:r>
+          </w:p>
+        </w:tc>
+        <w:tc>
+          <w:tcPr/>
+          <w:p>
+            <w:pPr>
+              <w:pStyle w:val="Compact"/>
+            </w:pPr>
+            <w:r>
+              <w:t xml:space="preserve">Art</w:t>
+            </w:r>
+          </w:p>
+        </w:tc>
+        <w:tc>
+          <w:tcPr/>
+          <w:p>
+            <w:pPr>
+              <w:pStyle w:val="Compact"/>
+            </w:pPr>
+            <w:r>
+              <w:t xml:space="preserve">Beziehung</w:t>
+            </w:r>
+          </w:p>
+        </w:tc>
+        <w:tc>
+          <w:tcPr/>
+          <w:p>
+            <w:pPr>
+              <w:pStyle w:val="Compact"/>
+            </w:pPr>
+            <w:r>
+              <w:t xml:space="preserve">Entspricht</w:t>
+            </w:r>
+          </w:p>
+        </w:tc>
+      </w:tr>
+      <w:tr>
+        <w:tc>
+          <w:tcPr>
+            <w:shd w:val="clear" w:color="auto" w:fill="F2F2F2"/>
+          </w:tcPr>
+          <w:p>
+            <w:pPr>
+              <w:pStyle w:val="Compact"/>
+            </w:pPr>
+            <w:r>
+              <w:rPr>
+                <w:rStyle w:val="VerbatimChar"/>
+              </w:rPr>
+              <w:t xml:space="preserve">FedlexDocument</w:t>
+            </w:r>
+          </w:p>
+        </w:tc>
+        <w:tc>
+          <w:tcPr>
+            <w:shd w:val="clear" w:color="auto" w:fill="F2F2F2"/>
+          </w:tcPr>
+          <w:p>
+            <w:pPr>
+              <w:pStyle w:val="Compact"/>
+            </w:pPr>
+            <w:r>
+              <w:t xml:space="preserve">Klasse</w:t>
+            </w:r>
+          </w:p>
+        </w:tc>
+        <w:tc>
+          <w:tcPr>
+            <w:shd w:val="clear" w:color="auto" w:fill="F2F2F2"/>
+          </w:tcPr>
+          <w:p>
+            <w:pPr>
+              <w:pStyle w:val="Compact"/>
+            </w:pPr>
+            <w:r>
+              <w:t xml:space="preserve">exactMatch</w:t>
+            </w:r>
+          </w:p>
+        </w:tc>
+        <w:tc>
+          <w:tcPr>
+            <w:shd w:val="clear" w:color="auto" w:fill="F2F2F2"/>
+          </w:tcPr>
+          <w:p>
+            <w:pPr>
+              <w:pStyle w:val="Compact"/>
+            </w:pPr>
+            <w:r>
+              <w:rPr>
+                <w:rStyle w:val="VerbatimChar"/>
+              </w:rPr>
+              <w:t xml:space="preserve">akn:akomaNtoso</w:t>
+            </w:r>
+          </w:p>
+        </w:tc>
+      </w:tr>
+      <w:tr>
+        <w:tc>
+          <w:tcPr/>
+          <w:p>
+            <w:pPr>
+              <w:pStyle w:val="Compact"/>
+            </w:pPr>
+            <w:r>
+              <w:rPr>
+                <w:rStyle w:val="VerbatimChar"/>
+              </w:rPr>
+              <w:t xml:space="preserve">Act</w:t>
+            </w:r>
+          </w:p>
+        </w:tc>
+        <w:tc>
+          <w:tcPr/>
+          <w:p>
+            <w:pPr>
+              <w:pStyle w:val="Compact"/>
+            </w:pPr>
+            <w:r>
+              <w:t xml:space="preserve">Klasse</w:t>
+            </w:r>
+          </w:p>
+        </w:tc>
+        <w:tc>
+          <w:tcPr/>
+          <w:p>
+            <w:pPr>
+              <w:pStyle w:val="Compact"/>
+            </w:pPr>
+            <w:r>
+              <w:t xml:space="preserve">exactMatch</w:t>
+            </w:r>
+          </w:p>
+        </w:tc>
+        <w:tc>
+          <w:tcPr/>
+          <w:p>
+            <w:pPr>
+              <w:pStyle w:val="Compact"/>
+            </w:pPr>
+            <w:r>
+              <w:rPr>
+                <w:rStyle w:val="VerbatimChar"/>
+              </w:rPr>
+              <w:t xml:space="preserve">akn:act</w:t>
+            </w:r>
+          </w:p>
+        </w:tc>
+      </w:tr>
+      <w:tr>
+        <w:tc>
+          <w:tcPr>
+            <w:shd w:val="clear" w:color="auto" w:fill="F2F2F2"/>
+          </w:tcPr>
+          <w:p>
+            <w:pPr>
+              <w:pStyle w:val="Compact"/>
+            </w:pPr>
+            <w:r>
+              <w:rPr>
+                <w:rStyle w:val="VerbatimChar"/>
+              </w:rPr>
+              <w:t xml:space="preserve">ActMeta</w:t>
+            </w:r>
+          </w:p>
+        </w:tc>
+        <w:tc>
+          <w:tcPr>
+            <w:shd w:val="clear" w:color="auto" w:fill="F2F2F2"/>
+          </w:tcPr>
+          <w:p>
+            <w:pPr>
+              <w:pStyle w:val="Compact"/>
+            </w:pPr>
+            <w:r>
+              <w:t xml:space="preserve">Klasse</w:t>
+            </w:r>
+          </w:p>
+        </w:tc>
+        <w:tc>
+          <w:tcPr>
+            <w:shd w:val="clear" w:color="auto" w:fill="F2F2F2"/>
+          </w:tcPr>
+          <w:p>
+            <w:pPr>
+              <w:pStyle w:val="Compact"/>
+            </w:pPr>
+            <w:r>
+              <w:t xml:space="preserve">exactMatch</w:t>
+            </w:r>
+          </w:p>
+        </w:tc>
+        <w:tc>
+          <w:tcPr>
+            <w:shd w:val="clear" w:color="auto" w:fill="F2F2F2"/>
+          </w:tcPr>
+          <w:p>
+            <w:pPr>
+              <w:pStyle w:val="Compact"/>
+            </w:pPr>
+            <w:r>
+              <w:rPr>
+                <w:rStyle w:val="VerbatimChar"/>
+              </w:rPr>
+              <w:t xml:space="preserve">akn:meta</w:t>
+            </w:r>
+          </w:p>
+        </w:tc>
+      </w:tr>
+      <w:tr>
+        <w:tc>
+          <w:tcPr/>
+          <w:p>
+            <w:pPr>
+              <w:pStyle w:val="Compact"/>
+            </w:pPr>
+            <w:r>
+              <w:rPr>
+                <w:rStyle w:val="VerbatimChar"/>
+              </w:rPr>
+              <w:t xml:space="preserve">Identification</w:t>
+            </w:r>
+          </w:p>
+        </w:tc>
+        <w:tc>
+          <w:tcPr/>
+          <w:p>
+            <w:pPr>
+              <w:pStyle w:val="Compact"/>
+            </w:pPr>
+            <w:r>
+              <w:t xml:space="preserve">Klasse</w:t>
+            </w:r>
+          </w:p>
+        </w:tc>
+        <w:tc>
+          <w:tcPr/>
+          <w:p>
+            <w:pPr>
+              <w:pStyle w:val="Compact"/>
+            </w:pPr>
+            <w:r>
+              <w:t xml:space="preserve">exactMatch</w:t>
+            </w:r>
+          </w:p>
+        </w:tc>
+        <w:tc>
+          <w:tcPr/>
+          <w:p>
+            <w:pPr>
+              <w:pStyle w:val="Compact"/>
+            </w:pPr>
+            <w:r>
+              <w:rPr>
+                <w:rStyle w:val="VerbatimChar"/>
+              </w:rPr>
+              <w:t xml:space="preserve">akn:identification</w:t>
+            </w:r>
+          </w:p>
+        </w:tc>
+      </w:tr>
+      <w:tr>
+        <w:tc>
+          <w:tcPr>
+            <w:shd w:val="clear" w:color="auto" w:fill="F2F2F2"/>
+          </w:tcPr>
+          <w:p>
+            <w:pPr>
+              <w:pStyle w:val="Compact"/>
+            </w:pPr>
+            <w:r>
+              <w:rPr>
+                <w:rStyle w:val="VerbatimChar"/>
+              </w:rPr>
+              <w:t xml:space="preserve">FRBRWork</w:t>
+            </w:r>
+          </w:p>
+        </w:tc>
+        <w:tc>
+          <w:tcPr>
+            <w:shd w:val="clear" w:color="auto" w:fill="F2F2F2"/>
+          </w:tcPr>
+          <w:p>
+            <w:pPr>
+              <w:pStyle w:val="Compact"/>
+            </w:pPr>
+            <w:r>
+              <w:t xml:space="preserve">Klasse</w:t>
+            </w:r>
+          </w:p>
+        </w:tc>
+        <w:tc>
+          <w:tcPr>
+            <w:shd w:val="clear" w:color="auto" w:fill="F2F2F2"/>
+          </w:tcPr>
+          <w:p>
+            <w:pPr>
+              <w:pStyle w:val="Compact"/>
+            </w:pPr>
+            <w:r>
+              <w:t xml:space="preserve">exactMatch</w:t>
+            </w:r>
+          </w:p>
+        </w:tc>
+        <w:tc>
+          <w:tcPr>
+            <w:shd w:val="clear" w:color="auto" w:fill="F2F2F2"/>
+          </w:tcPr>
+          <w:p>
+            <w:pPr>
+              <w:pStyle w:val="Compact"/>
+            </w:pPr>
+            <w:r>
+              <w:rPr>
+                <w:rStyle w:val="VerbatimChar"/>
+              </w:rPr>
+              <w:t xml:space="preserve">akn:FRBRWork</w:t>
+            </w:r>
+          </w:p>
+        </w:tc>
+      </w:tr>
+      <w:tr>
+        <w:tc>
+          <w:tcPr/>
+          <w:p>
+            <w:pPr>
+              <w:pStyle w:val="Compact"/>
+            </w:pPr>
+            <w:r>
+              <w:rPr>
+                <w:rStyle w:val="VerbatimChar"/>
+              </w:rPr>
+              <w:t xml:space="preserve">FRBRExpression</w:t>
+            </w:r>
+          </w:p>
+        </w:tc>
+        <w:tc>
+          <w:tcPr/>
+          <w:p>
+            <w:pPr>
+              <w:pStyle w:val="Compact"/>
+            </w:pPr>
+            <w:r>
+              <w:t xml:space="preserve">Klasse</w:t>
+            </w:r>
+          </w:p>
+        </w:tc>
+        <w:tc>
+          <w:tcPr/>
+          <w:p>
+            <w:pPr>
+              <w:pStyle w:val="Compact"/>
+            </w:pPr>
+            <w:r>
+              <w:t xml:space="preserve">exactMatch</w:t>
+            </w:r>
+          </w:p>
+        </w:tc>
+        <w:tc>
+          <w:tcPr/>
+          <w:p>
+            <w:pPr>
+              <w:pStyle w:val="Compact"/>
+            </w:pPr>
+            <w:r>
+              <w:rPr>
+                <w:rStyle w:val="VerbatimChar"/>
+              </w:rPr>
+              <w:t xml:space="preserve">akn:FRBRExpression</w:t>
+            </w:r>
+          </w:p>
+        </w:tc>
+      </w:tr>
+      <w:tr>
+        <w:tc>
+          <w:tcPr>
+            <w:shd w:val="clear" w:color="auto" w:fill="F2F2F2"/>
+          </w:tcPr>
+          <w:p>
+            <w:pPr>
+              <w:pStyle w:val="Compact"/>
+            </w:pPr>
+            <w:r>
+              <w:rPr>
+                <w:rStyle w:val="VerbatimChar"/>
+              </w:rPr>
+              <w:t xml:space="preserve">FRBRManifestation</w:t>
+            </w:r>
+          </w:p>
+        </w:tc>
+        <w:tc>
+          <w:tcPr>
+            <w:shd w:val="clear" w:color="auto" w:fill="F2F2F2"/>
+          </w:tcPr>
+          <w:p>
+            <w:pPr>
+              <w:pStyle w:val="Compact"/>
+            </w:pPr>
+            <w:r>
+              <w:t xml:space="preserve">Klasse</w:t>
+            </w:r>
+          </w:p>
+        </w:tc>
+        <w:tc>
+          <w:tcPr>
+            <w:shd w:val="clear" w:color="auto" w:fill="F2F2F2"/>
+          </w:tcPr>
+          <w:p>
+            <w:pPr>
+              <w:pStyle w:val="Compact"/>
+            </w:pPr>
+            <w:r>
+              <w:t xml:space="preserve">exactMatch</w:t>
+            </w:r>
+          </w:p>
+        </w:tc>
+        <w:tc>
+          <w:tcPr>
+            <w:shd w:val="clear" w:color="auto" w:fill="F2F2F2"/>
+          </w:tcPr>
+          <w:p>
+            <w:pPr>
+              <w:pStyle w:val="Compact"/>
+            </w:pPr>
+            <w:r>
+              <w:rPr>
+                <w:rStyle w:val="VerbatimChar"/>
+              </w:rPr>
+              <w:t xml:space="preserve">akn:FRBRManifestation</w:t>
+            </w:r>
+          </w:p>
+        </w:tc>
+      </w:tr>
+      <w:tr>
+        <w:tc>
+          <w:tcPr/>
+          <w:p>
+            <w:pPr>
+              <w:pStyle w:val="Compact"/>
+            </w:pPr>
+            <w:r>
+              <w:rPr>
+                <w:rStyle w:val="VerbatimChar"/>
+              </w:rPr>
+              <w:t xml:space="preserve">FRBRDate</w:t>
+            </w:r>
+          </w:p>
+        </w:tc>
+        <w:tc>
+          <w:tcPr/>
+          <w:p>
+            <w:pPr>
+              <w:pStyle w:val="Compact"/>
+            </w:pPr>
+            <w:r>
+              <w:t xml:space="preserve">Klasse</w:t>
+            </w:r>
+          </w:p>
+        </w:tc>
+        <w:tc>
+          <w:tcPr/>
+          <w:p>
+            <w:pPr>
+              <w:pStyle w:val="Compact"/>
+            </w:pPr>
+            <w:r>
+              <w:t xml:space="preserve">exactMatch</w:t>
+            </w:r>
+          </w:p>
+        </w:tc>
+        <w:tc>
+          <w:tcPr/>
+          <w:p>
+            <w:pPr>
+              <w:pStyle w:val="Compact"/>
+            </w:pPr>
+            <w:r>
+              <w:rPr>
+                <w:rStyle w:val="VerbatimChar"/>
+              </w:rPr>
+              <w:t xml:space="preserve">akn:FRBRdate</w:t>
+            </w:r>
+          </w:p>
+        </w:tc>
+      </w:tr>
+      <w:tr>
+        <w:tc>
+          <w:tcPr>
+            <w:shd w:val="clear" w:color="auto" w:fill="F2F2F2"/>
+          </w:tcPr>
+          <w:p>
+            <w:pPr>
+              <w:pStyle w:val="Compact"/>
+            </w:pPr>
+            <w:r>
+              <w:rPr>
+                <w:rStyle w:val="VerbatimChar"/>
+              </w:rPr>
+              <w:t xml:space="preserve">FRBRAuthor</w:t>
+            </w:r>
+          </w:p>
+        </w:tc>
+        <w:tc>
+          <w:tcPr>
+            <w:shd w:val="clear" w:color="auto" w:fill="F2F2F2"/>
+          </w:tcPr>
+          <w:p>
+            <w:pPr>
+              <w:pStyle w:val="Compact"/>
+            </w:pPr>
+            <w:r>
+              <w:t xml:space="preserve">Klasse</w:t>
+            </w:r>
+          </w:p>
+        </w:tc>
+        <w:tc>
+          <w:tcPr>
+            <w:shd w:val="clear" w:color="auto" w:fill="F2F2F2"/>
+          </w:tcPr>
+          <w:p>
+            <w:pPr>
+              <w:pStyle w:val="Compact"/>
+            </w:pPr>
+            <w:r>
+              <w:t xml:space="preserve">exactMatch</w:t>
+            </w:r>
+          </w:p>
+        </w:tc>
+        <w:tc>
+          <w:tcPr>
+            <w:shd w:val="clear" w:color="auto" w:fill="F2F2F2"/>
+          </w:tcPr>
+          <w:p>
+            <w:pPr>
+              <w:pStyle w:val="Compact"/>
+            </w:pPr>
+            <w:r>
+              <w:rPr>
+                <w:rStyle w:val="VerbatimChar"/>
+              </w:rPr>
+              <w:t xml:space="preserve">akn:FRBRauthor</w:t>
+            </w:r>
+          </w:p>
+        </w:tc>
+      </w:tr>
+      <w:tr>
+        <w:tc>
+          <w:tcPr/>
+          <w:p>
+            <w:pPr>
+              <w:pStyle w:val="Compact"/>
+            </w:pPr>
+            <w:r>
+              <w:rPr>
+                <w:rStyle w:val="VerbatimChar"/>
+              </w:rPr>
+              <w:t xml:space="preserve">FRBRName</w:t>
+            </w:r>
+          </w:p>
+        </w:tc>
+        <w:tc>
+          <w:tcPr/>
+          <w:p>
+            <w:pPr>
+              <w:pStyle w:val="Compact"/>
+            </w:pPr>
+            <w:r>
+              <w:t xml:space="preserve">Klasse</w:t>
+            </w:r>
+          </w:p>
+        </w:tc>
+        <w:tc>
+          <w:tcPr/>
+          <w:p>
+            <w:pPr>
+              <w:pStyle w:val="Compact"/>
+            </w:pPr>
+            <w:r>
+              <w:t xml:space="preserve">exactMatch</w:t>
+            </w:r>
+          </w:p>
+        </w:tc>
+        <w:tc>
+          <w:tcPr/>
+          <w:p>
+            <w:pPr>
+              <w:pStyle w:val="Compact"/>
+            </w:pPr>
+            <w:r>
+              <w:rPr>
+                <w:rStyle w:val="VerbatimChar"/>
+              </w:rPr>
+              <w:t xml:space="preserve">akn:FRBRname</w:t>
+            </w:r>
+          </w:p>
+        </w:tc>
+      </w:tr>
+      <w:tr>
+        <w:tc>
+          <w:tcPr>
+            <w:shd w:val="clear" w:color="auto" w:fill="F2F2F2"/>
+          </w:tcPr>
+          <w:p>
+            <w:pPr>
+              <w:pStyle w:val="Compact"/>
+            </w:pPr>
+            <w:r>
+              <w:rPr>
+                <w:rStyle w:val="VerbatimChar"/>
+              </w:rPr>
+              <w:t xml:space="preserve">References</w:t>
+            </w:r>
+          </w:p>
+        </w:tc>
+        <w:tc>
+          <w:tcPr>
+            <w:shd w:val="clear" w:color="auto" w:fill="F2F2F2"/>
+          </w:tcPr>
+          <w:p>
+            <w:pPr>
+              <w:pStyle w:val="Compact"/>
+            </w:pPr>
+            <w:r>
+              <w:t xml:space="preserve">Klasse</w:t>
+            </w:r>
+          </w:p>
+        </w:tc>
+        <w:tc>
+          <w:tcPr>
+            <w:shd w:val="clear" w:color="auto" w:fill="F2F2F2"/>
+          </w:tcPr>
+          <w:p>
+            <w:pPr>
+              <w:pStyle w:val="Compact"/>
+            </w:pPr>
+            <w:r>
+              <w:t xml:space="preserve">exactMatch</w:t>
+            </w:r>
+          </w:p>
+        </w:tc>
+        <w:tc>
+          <w:tcPr>
+            <w:shd w:val="clear" w:color="auto" w:fill="F2F2F2"/>
+          </w:tcPr>
+          <w:p>
+            <w:pPr>
+              <w:pStyle w:val="Compact"/>
+            </w:pPr>
+            <w:r>
+              <w:rPr>
+                <w:rStyle w:val="VerbatimChar"/>
+              </w:rPr>
+              <w:t xml:space="preserve">akn:references</w:t>
+            </w:r>
+          </w:p>
+        </w:tc>
+      </w:tr>
+      <w:tr>
+        <w:tc>
+          <w:tcPr/>
+          <w:p>
+            <w:pPr>
+              <w:pStyle w:val="Compact"/>
+            </w:pPr>
+            <w:r>
+              <w:rPr>
+                <w:rStyle w:val="VerbatimChar"/>
+              </w:rPr>
+              <w:t xml:space="preserve">TLCOrganization</w:t>
+            </w:r>
+          </w:p>
+        </w:tc>
+        <w:tc>
+          <w:tcPr/>
+          <w:p>
+            <w:pPr>
+              <w:pStyle w:val="Compact"/>
+            </w:pPr>
+            <w:r>
+              <w:t xml:space="preserve">Klasse</w:t>
+            </w:r>
+          </w:p>
+        </w:tc>
+        <w:tc>
+          <w:tcPr/>
+          <w:p>
+            <w:pPr>
+              <w:pStyle w:val="Compact"/>
+            </w:pPr>
+            <w:r>
+              <w:t xml:space="preserve">exactMatch</w:t>
+            </w:r>
+          </w:p>
+        </w:tc>
+        <w:tc>
+          <w:tcPr/>
+          <w:p>
+            <w:pPr>
+              <w:pStyle w:val="Compact"/>
+            </w:pPr>
+            <w:r>
+              <w:rPr>
+                <w:rStyle w:val="VerbatimChar"/>
+              </w:rPr>
+              <w:t xml:space="preserve">akn:TLCOrganization</w:t>
+            </w:r>
+          </w:p>
+        </w:tc>
+      </w:tr>
+      <w:tr>
+        <w:tc>
+          <w:tcPr>
+            <w:shd w:val="clear" w:color="auto" w:fill="F2F2F2"/>
+          </w:tcPr>
+          <w:p>
+            <w:pPr>
+              <w:pStyle w:val="Compact"/>
+            </w:pPr>
+            <w:r>
+              <w:rPr>
+                <w:rStyle w:val="VerbatimChar"/>
+              </w:rPr>
+              <w:t xml:space="preserve">TLCRole</w:t>
+            </w:r>
+          </w:p>
+        </w:tc>
+        <w:tc>
+          <w:tcPr>
+            <w:shd w:val="clear" w:color="auto" w:fill="F2F2F2"/>
+          </w:tcPr>
+          <w:p>
+            <w:pPr>
+              <w:pStyle w:val="Compact"/>
+            </w:pPr>
+            <w:r>
+              <w:t xml:space="preserve">Klasse</w:t>
+            </w:r>
+          </w:p>
+        </w:tc>
+        <w:tc>
+          <w:tcPr>
+            <w:shd w:val="clear" w:color="auto" w:fill="F2F2F2"/>
+          </w:tcPr>
+          <w:p>
+            <w:pPr>
+              <w:pStyle w:val="Compact"/>
+            </w:pPr>
+            <w:r>
+              <w:t xml:space="preserve">exactMatch</w:t>
+            </w:r>
+          </w:p>
+        </w:tc>
+        <w:tc>
+          <w:tcPr>
+            <w:shd w:val="clear" w:color="auto" w:fill="F2F2F2"/>
+          </w:tcPr>
+          <w:p>
+            <w:pPr>
+              <w:pStyle w:val="Compact"/>
+            </w:pPr>
+            <w:r>
+              <w:rPr>
+                <w:rStyle w:val="VerbatimChar"/>
+              </w:rPr>
+              <w:t xml:space="preserve">akn:TLCRole</w:t>
+            </w:r>
+          </w:p>
+        </w:tc>
+      </w:tr>
+      <w:tr>
+        <w:tc>
+          <w:tcPr/>
+          <w:p>
+            <w:pPr>
+              <w:pStyle w:val="Compact"/>
+            </w:pPr>
+            <w:r>
+              <w:rPr>
+                <w:rStyle w:val="VerbatimChar"/>
+              </w:rPr>
+              <w:t xml:space="preserve">TLCReference</w:t>
+            </w:r>
+          </w:p>
+        </w:tc>
+        <w:tc>
+          <w:tcPr/>
+          <w:p>
+            <w:pPr>
+              <w:pStyle w:val="Compact"/>
+            </w:pPr>
+            <w:r>
+              <w:t xml:space="preserve">Klasse</w:t>
+            </w:r>
+          </w:p>
+        </w:tc>
+        <w:tc>
+          <w:tcPr/>
+          <w:p>
+            <w:pPr>
+              <w:pStyle w:val="Compact"/>
+            </w:pPr>
+            <w:r>
+              <w:t xml:space="preserve">exactMatch</w:t>
+            </w:r>
+          </w:p>
+        </w:tc>
+        <w:tc>
+          <w:tcPr/>
+          <w:p>
+            <w:pPr>
+              <w:pStyle w:val="Compact"/>
+            </w:pPr>
+            <w:r>
+              <w:rPr>
+                <w:rStyle w:val="VerbatimChar"/>
+              </w:rPr>
+              <w:t xml:space="preserve">akn:TLCReference</w:t>
+            </w:r>
+          </w:p>
+        </w:tc>
+      </w:tr>
+      <w:tr>
+        <w:tc>
+          <w:tcPr>
+            <w:shd w:val="clear" w:color="auto" w:fill="F2F2F2"/>
+          </w:tcPr>
+          <w:p>
+            <w:pPr>
+              <w:pStyle w:val="Compact"/>
+            </w:pPr>
+            <w:r>
+              <w:rPr>
+                <w:rStyle w:val="VerbatimChar"/>
+              </w:rPr>
+              <w:t xml:space="preserve">Preface</w:t>
+            </w:r>
+          </w:p>
+        </w:tc>
+        <w:tc>
+          <w:tcPr>
+            <w:shd w:val="clear" w:color="auto" w:fill="F2F2F2"/>
+          </w:tcPr>
+          <w:p>
+            <w:pPr>
+              <w:pStyle w:val="Compact"/>
+            </w:pPr>
+            <w:r>
+              <w:t xml:space="preserve">Klasse</w:t>
+            </w:r>
+          </w:p>
+        </w:tc>
+        <w:tc>
+          <w:tcPr>
+            <w:shd w:val="clear" w:color="auto" w:fill="F2F2F2"/>
+          </w:tcPr>
+          <w:p>
+            <w:pPr>
+              <w:pStyle w:val="Compact"/>
+            </w:pPr>
+            <w:r>
+              <w:t xml:space="preserve">exactMatch</w:t>
+            </w:r>
+          </w:p>
+        </w:tc>
+        <w:tc>
+          <w:tcPr>
+            <w:shd w:val="clear" w:color="auto" w:fill="F2F2F2"/>
+          </w:tcPr>
+          <w:p>
+            <w:pPr>
+              <w:pStyle w:val="Compact"/>
+            </w:pPr>
+            <w:r>
+              <w:rPr>
+                <w:rStyle w:val="VerbatimChar"/>
+              </w:rPr>
+              <w:t xml:space="preserve">akn:preface</w:t>
+            </w:r>
+          </w:p>
+        </w:tc>
+      </w:tr>
+      <w:tr>
+        <w:tc>
+          <w:tcPr/>
+          <w:p>
+            <w:pPr>
+              <w:pStyle w:val="Compact"/>
+            </w:pPr>
+            <w:r>
+              <w:rPr>
+                <w:rStyle w:val="VerbatimChar"/>
+              </w:rPr>
+              <w:t xml:space="preserve">PrefaceP</w:t>
+            </w:r>
+          </w:p>
+        </w:tc>
+        <w:tc>
+          <w:tcPr/>
+          <w:p>
+            <w:pPr>
+              <w:pStyle w:val="Compact"/>
+            </w:pPr>
+            <w:r>
+              <w:t xml:space="preserve">Klasse</w:t>
+            </w:r>
+          </w:p>
+        </w:tc>
+        <w:tc>
+          <w:tcPr/>
+          <w:p>
+            <w:pPr>
+              <w:pStyle w:val="Compact"/>
+            </w:pPr>
+            <w:r>
+              <w:t xml:space="preserve">exactMatch</w:t>
+            </w:r>
+          </w:p>
+        </w:tc>
+        <w:tc>
+          <w:tcPr/>
+          <w:p>
+            <w:pPr>
+              <w:pStyle w:val="Compact"/>
+            </w:pPr>
+            <w:r>
+              <w:rPr>
+                <w:rStyle w:val="VerbatimChar"/>
+              </w:rPr>
+              <w:t xml:space="preserve">akn:p</w:t>
+            </w:r>
+          </w:p>
+        </w:tc>
+      </w:tr>
+      <w:tr>
+        <w:tc>
+          <w:tcPr>
+            <w:shd w:val="clear" w:color="auto" w:fill="F2F2F2"/>
+          </w:tcPr>
+          <w:p>
+            <w:pPr>
+              <w:pStyle w:val="Compact"/>
+            </w:pPr>
+            <w:r>
+              <w:rPr>
+                <w:rStyle w:val="VerbatimChar"/>
+              </w:rPr>
+              <w:t xml:space="preserve">Preamble</w:t>
+            </w:r>
+          </w:p>
+        </w:tc>
+        <w:tc>
+          <w:tcPr>
+            <w:shd w:val="clear" w:color="auto" w:fill="F2F2F2"/>
+          </w:tcPr>
+          <w:p>
+            <w:pPr>
+              <w:pStyle w:val="Compact"/>
+            </w:pPr>
+            <w:r>
+              <w:t xml:space="preserve">Klasse</w:t>
+            </w:r>
+          </w:p>
+        </w:tc>
+        <w:tc>
+          <w:tcPr>
+            <w:shd w:val="clear" w:color="auto" w:fill="F2F2F2"/>
+          </w:tcPr>
+          <w:p>
+            <w:pPr>
+              <w:pStyle w:val="Compact"/>
+            </w:pPr>
+            <w:r>
+              <w:t xml:space="preserve">exactMatch</w:t>
+            </w:r>
+          </w:p>
+        </w:tc>
+        <w:tc>
+          <w:tcPr>
+            <w:shd w:val="clear" w:color="auto" w:fill="F2F2F2"/>
+          </w:tcPr>
+          <w:p>
+            <w:pPr>
+              <w:pStyle w:val="Compact"/>
+            </w:pPr>
+            <w:r>
+              <w:rPr>
+                <w:rStyle w:val="VerbatimChar"/>
+              </w:rPr>
+              <w:t xml:space="preserve">akn:preamble</w:t>
+            </w:r>
+          </w:p>
+        </w:tc>
+      </w:tr>
+      <w:tr>
+        <w:tc>
+          <w:tcPr/>
+          <w:p>
+            <w:pPr>
+              <w:pStyle w:val="Compact"/>
+            </w:pPr>
+            <w:r>
+              <w:rPr>
+                <w:rStyle w:val="VerbatimChar"/>
+              </w:rPr>
+              <w:t xml:space="preserve">ActBody</w:t>
+            </w:r>
+          </w:p>
+        </w:tc>
+        <w:tc>
+          <w:tcPr/>
+          <w:p>
+            <w:pPr>
+              <w:pStyle w:val="Compact"/>
+            </w:pPr>
+            <w:r>
+              <w:t xml:space="preserve">Klasse</w:t>
+            </w:r>
+          </w:p>
+        </w:tc>
+        <w:tc>
+          <w:tcPr/>
+          <w:p>
+            <w:pPr>
+              <w:pStyle w:val="Compact"/>
+            </w:pPr>
+            <w:r>
+              <w:t xml:space="preserve">exactMatch</w:t>
+            </w:r>
+          </w:p>
+        </w:tc>
+        <w:tc>
+          <w:tcPr/>
+          <w:p>
+            <w:pPr>
+              <w:pStyle w:val="Compact"/>
+            </w:pPr>
+            <w:r>
+              <w:rPr>
+                <w:rStyle w:val="VerbatimChar"/>
+              </w:rPr>
+              <w:t xml:space="preserve">akn:body</w:t>
+            </w:r>
+          </w:p>
+        </w:tc>
+      </w:tr>
+      <w:tr>
+        <w:tc>
+          <w:tcPr>
+            <w:shd w:val="clear" w:color="auto" w:fill="F2F2F2"/>
+          </w:tcPr>
+          <w:p>
+            <w:pPr>
+              <w:pStyle w:val="Compact"/>
+            </w:pPr>
+            <w:r>
+              <w:rPr>
+                <w:rStyle w:val="VerbatimChar"/>
+              </w:rPr>
+              <w:t xml:space="preserve">Book</w:t>
+            </w:r>
+          </w:p>
+        </w:tc>
+        <w:tc>
+          <w:tcPr>
+            <w:shd w:val="clear" w:color="auto" w:fill="F2F2F2"/>
+          </w:tcPr>
+          <w:p>
+            <w:pPr>
+              <w:pStyle w:val="Compact"/>
+            </w:pPr>
+            <w:r>
+              <w:t xml:space="preserve">Klasse</w:t>
+            </w:r>
+          </w:p>
+        </w:tc>
+        <w:tc>
+          <w:tcPr>
+            <w:shd w:val="clear" w:color="auto" w:fill="F2F2F2"/>
+          </w:tcPr>
+          <w:p>
+            <w:pPr>
+              <w:pStyle w:val="Compact"/>
+            </w:pPr>
+            <w:r>
+              <w:t xml:space="preserve">exactMatch</w:t>
+            </w:r>
+          </w:p>
+        </w:tc>
+        <w:tc>
+          <w:tcPr>
+            <w:shd w:val="clear" w:color="auto" w:fill="F2F2F2"/>
+          </w:tcPr>
+          <w:p>
+            <w:pPr>
+              <w:pStyle w:val="Compact"/>
+            </w:pPr>
+            <w:r>
+              <w:rPr>
+                <w:rStyle w:val="VerbatimChar"/>
+              </w:rPr>
+              <w:t xml:space="preserve">akn:book</w:t>
+            </w:r>
+          </w:p>
+        </w:tc>
+      </w:tr>
+      <w:tr>
+        <w:tc>
+          <w:tcPr/>
+          <w:p>
+            <w:pPr>
+              <w:pStyle w:val="Compact"/>
+            </w:pPr>
+            <w:r>
+              <w:rPr>
+                <w:rStyle w:val="VerbatimChar"/>
+              </w:rPr>
+              <w:t xml:space="preserve">Title</w:t>
+            </w:r>
+          </w:p>
+        </w:tc>
+        <w:tc>
+          <w:tcPr/>
+          <w:p>
+            <w:pPr>
+              <w:pStyle w:val="Compact"/>
+            </w:pPr>
+            <w:r>
+              <w:t xml:space="preserve">Klasse</w:t>
+            </w:r>
+          </w:p>
+        </w:tc>
+        <w:tc>
+          <w:tcPr/>
+          <w:p>
+            <w:pPr>
+              <w:pStyle w:val="Compact"/>
+            </w:pPr>
+            <w:r>
+              <w:t xml:space="preserve">exactMatch</w:t>
+            </w:r>
+          </w:p>
+        </w:tc>
+        <w:tc>
+          <w:tcPr/>
+          <w:p>
+            <w:pPr>
+              <w:pStyle w:val="Compact"/>
+            </w:pPr>
+            <w:r>
+              <w:rPr>
+                <w:rStyle w:val="VerbatimChar"/>
+              </w:rPr>
+              <w:t xml:space="preserve">akn:title</w:t>
+            </w:r>
+          </w:p>
+        </w:tc>
+      </w:tr>
+      <w:tr>
+        <w:tc>
+          <w:tcPr>
+            <w:shd w:val="clear" w:color="auto" w:fill="F2F2F2"/>
+          </w:tcPr>
+          <w:p>
+            <w:pPr>
+              <w:pStyle w:val="Compact"/>
+            </w:pPr>
+            <w:r>
+              <w:rPr>
+                <w:rStyle w:val="VerbatimChar"/>
+              </w:rPr>
+              <w:t xml:space="preserve">Part</w:t>
+            </w:r>
+          </w:p>
+        </w:tc>
+        <w:tc>
+          <w:tcPr>
+            <w:shd w:val="clear" w:color="auto" w:fill="F2F2F2"/>
+          </w:tcPr>
+          <w:p>
+            <w:pPr>
+              <w:pStyle w:val="Compact"/>
+            </w:pPr>
+            <w:r>
+              <w:t xml:space="preserve">Klasse</w:t>
+            </w:r>
+          </w:p>
+        </w:tc>
+        <w:tc>
+          <w:tcPr>
+            <w:shd w:val="clear" w:color="auto" w:fill="F2F2F2"/>
+          </w:tcPr>
+          <w:p>
+            <w:pPr>
+              <w:pStyle w:val="Compact"/>
+            </w:pPr>
+            <w:r>
+              <w:t xml:space="preserve">exactMatch</w:t>
+            </w:r>
+          </w:p>
+        </w:tc>
+        <w:tc>
+          <w:tcPr>
+            <w:shd w:val="clear" w:color="auto" w:fill="F2F2F2"/>
+          </w:tcPr>
+          <w:p>
+            <w:pPr>
+              <w:pStyle w:val="Compact"/>
+            </w:pPr>
+            <w:r>
+              <w:rPr>
+                <w:rStyle w:val="VerbatimChar"/>
+              </w:rPr>
+              <w:t xml:space="preserve">akn:part</w:t>
+            </w:r>
+          </w:p>
+        </w:tc>
+      </w:tr>
+      <w:tr>
+        <w:tc>
+          <w:tcPr/>
+          <w:p>
+            <w:pPr>
+              <w:pStyle w:val="Compact"/>
+            </w:pPr>
+            <w:r>
+              <w:rPr>
+                <w:rStyle w:val="VerbatimChar"/>
+              </w:rPr>
+              <w:t xml:space="preserve">Chapter</w:t>
+            </w:r>
+          </w:p>
+        </w:tc>
+        <w:tc>
+          <w:tcPr/>
+          <w:p>
+            <w:pPr>
+              <w:pStyle w:val="Compact"/>
+            </w:pPr>
+            <w:r>
+              <w:t xml:space="preserve">Klasse</w:t>
+            </w:r>
+          </w:p>
+        </w:tc>
+        <w:tc>
+          <w:tcPr/>
+          <w:p>
+            <w:pPr>
+              <w:pStyle w:val="Compact"/>
+            </w:pPr>
+            <w:r>
+              <w:t xml:space="preserve">exactMatch</w:t>
+            </w:r>
+          </w:p>
+        </w:tc>
+        <w:tc>
+          <w:tcPr/>
+          <w:p>
+            <w:pPr>
+              <w:pStyle w:val="Compact"/>
+            </w:pPr>
+            <w:r>
+              <w:rPr>
+                <w:rStyle w:val="VerbatimChar"/>
+              </w:rPr>
+              <w:t xml:space="preserve">akn:chapter</w:t>
+            </w:r>
+          </w:p>
+        </w:tc>
+      </w:tr>
+      <w:tr>
+        <w:tc>
+          <w:tcPr>
+            <w:shd w:val="clear" w:color="auto" w:fill="F2F2F2"/>
+          </w:tcPr>
+          <w:p>
+            <w:pPr>
+              <w:pStyle w:val="Compact"/>
+            </w:pPr>
+            <w:r>
+              <w:rPr>
+                <w:rStyle w:val="VerbatimChar"/>
+              </w:rPr>
+              <w:t xml:space="preserve">Subchapter</w:t>
+            </w:r>
+          </w:p>
+        </w:tc>
+        <w:tc>
+          <w:tcPr>
+            <w:shd w:val="clear" w:color="auto" w:fill="F2F2F2"/>
+          </w:tcPr>
+          <w:p>
+            <w:pPr>
+              <w:pStyle w:val="Compact"/>
+            </w:pPr>
+            <w:r>
+              <w:t xml:space="preserve">Klasse</w:t>
+            </w:r>
+          </w:p>
+        </w:tc>
+        <w:tc>
+          <w:tcPr>
+            <w:shd w:val="clear" w:color="auto" w:fill="F2F2F2"/>
+          </w:tcPr>
+          <w:p>
+            <w:pPr>
+              <w:pStyle w:val="Compact"/>
+            </w:pPr>
+            <w:r>
+              <w:t xml:space="preserve">exactMatch</w:t>
+            </w:r>
+          </w:p>
+        </w:tc>
+        <w:tc>
+          <w:tcPr>
+            <w:shd w:val="clear" w:color="auto" w:fill="F2F2F2"/>
+          </w:tcPr>
+          <w:p>
+            <w:pPr>
+              <w:pStyle w:val="Compact"/>
+            </w:pPr>
+            <w:r>
+              <w:rPr>
+                <w:rStyle w:val="VerbatimChar"/>
+              </w:rPr>
+              <w:t xml:space="preserve">akn:subchapter</w:t>
+            </w:r>
+          </w:p>
+        </w:tc>
+      </w:tr>
+      <w:tr>
+        <w:tc>
+          <w:tcPr/>
+          <w:p>
+            <w:pPr>
+              <w:pStyle w:val="Compact"/>
+            </w:pPr>
+            <w:r>
+              <w:rPr>
+                <w:rStyle w:val="VerbatimChar"/>
+              </w:rPr>
+              <w:t xml:space="preserve">Section</w:t>
+            </w:r>
+          </w:p>
+        </w:tc>
+        <w:tc>
+          <w:tcPr/>
+          <w:p>
+            <w:pPr>
+              <w:pStyle w:val="Compact"/>
+            </w:pPr>
+            <w:r>
+              <w:t xml:space="preserve">Klasse</w:t>
+            </w:r>
+          </w:p>
+        </w:tc>
+        <w:tc>
+          <w:tcPr/>
+          <w:p>
+            <w:pPr>
+              <w:pStyle w:val="Compact"/>
+            </w:pPr>
+            <w:r>
+              <w:t xml:space="preserve">exactMatch</w:t>
+            </w:r>
+          </w:p>
+        </w:tc>
+        <w:tc>
+          <w:tcPr/>
+          <w:p>
+            <w:pPr>
+              <w:pStyle w:val="Compact"/>
+            </w:pPr>
+            <w:r>
+              <w:rPr>
+                <w:rStyle w:val="VerbatimChar"/>
+              </w:rPr>
+              <w:t xml:space="preserve">akn:section</w:t>
+            </w:r>
+          </w:p>
+        </w:tc>
+      </w:tr>
+      <w:tr>
+        <w:tc>
+          <w:tcPr>
+            <w:shd w:val="clear" w:color="auto" w:fill="F2F2F2"/>
+          </w:tcPr>
+          <w:p>
+            <w:pPr>
+              <w:pStyle w:val="Compact"/>
+            </w:pPr>
+            <w:r>
+              <w:rPr>
+                <w:rStyle w:val="VerbatimChar"/>
+              </w:rPr>
+              <w:t xml:space="preserve">Subsection</w:t>
+            </w:r>
+          </w:p>
+        </w:tc>
+        <w:tc>
+          <w:tcPr>
+            <w:shd w:val="clear" w:color="auto" w:fill="F2F2F2"/>
+          </w:tcPr>
+          <w:p>
+            <w:pPr>
+              <w:pStyle w:val="Compact"/>
+            </w:pPr>
+            <w:r>
+              <w:t xml:space="preserve">Klasse</w:t>
+            </w:r>
+          </w:p>
+        </w:tc>
+        <w:tc>
+          <w:tcPr>
+            <w:shd w:val="clear" w:color="auto" w:fill="F2F2F2"/>
+          </w:tcPr>
+          <w:p>
+            <w:pPr>
+              <w:pStyle w:val="Compact"/>
+            </w:pPr>
+            <w:r>
+              <w:t xml:space="preserve">exactMatch</w:t>
+            </w:r>
+          </w:p>
+        </w:tc>
+        <w:tc>
+          <w:tcPr>
+            <w:shd w:val="clear" w:color="auto" w:fill="F2F2F2"/>
+          </w:tcPr>
+          <w:p>
+            <w:pPr>
+              <w:pStyle w:val="Compact"/>
+            </w:pPr>
+            <w:r>
+              <w:rPr>
+                <w:rStyle w:val="VerbatimChar"/>
+              </w:rPr>
+              <w:t xml:space="preserve">akn:subsection</w:t>
+            </w:r>
+          </w:p>
+        </w:tc>
+      </w:tr>
+      <w:tr>
+        <w:tc>
+          <w:tcPr/>
+          <w:p>
+            <w:pPr>
+              <w:pStyle w:val="Compact"/>
+            </w:pPr>
+            <w:r>
+              <w:rPr>
+                <w:rStyle w:val="VerbatimChar"/>
+              </w:rPr>
+              <w:t xml:space="preserve">Level</w:t>
+            </w:r>
+          </w:p>
+        </w:tc>
+        <w:tc>
+          <w:tcPr/>
+          <w:p>
+            <w:pPr>
+              <w:pStyle w:val="Compact"/>
+            </w:pPr>
+            <w:r>
+              <w:t xml:space="preserve">Klasse</w:t>
+            </w:r>
+          </w:p>
+        </w:tc>
+        <w:tc>
+          <w:tcPr/>
+          <w:p>
+            <w:pPr>
+              <w:pStyle w:val="Compact"/>
+            </w:pPr>
+            <w:r>
+              <w:t xml:space="preserve">exactMatch</w:t>
+            </w:r>
+          </w:p>
+        </w:tc>
+        <w:tc>
+          <w:tcPr/>
+          <w:p>
+            <w:pPr>
+              <w:pStyle w:val="Compact"/>
+            </w:pPr>
+            <w:r>
+              <w:rPr>
+                <w:rStyle w:val="VerbatimChar"/>
+              </w:rPr>
+              <w:t xml:space="preserve">akn:level</w:t>
+            </w:r>
+          </w:p>
+        </w:tc>
+      </w:tr>
+      <w:tr>
+        <w:tc>
+          <w:tcPr>
+            <w:shd w:val="clear" w:color="auto" w:fill="F2F2F2"/>
+          </w:tcPr>
+          <w:p>
+            <w:pPr>
+              <w:pStyle w:val="Compact"/>
+            </w:pPr>
+            <w:r>
+              <w:rPr>
+                <w:rStyle w:val="VerbatimChar"/>
+              </w:rPr>
+              <w:t xml:space="preserve">Article</w:t>
+            </w:r>
+          </w:p>
+        </w:tc>
+        <w:tc>
+          <w:tcPr>
+            <w:shd w:val="clear" w:color="auto" w:fill="F2F2F2"/>
+          </w:tcPr>
+          <w:p>
+            <w:pPr>
+              <w:pStyle w:val="Compact"/>
+            </w:pPr>
+            <w:r>
+              <w:t xml:space="preserve">Klasse</w:t>
+            </w:r>
+          </w:p>
+        </w:tc>
+        <w:tc>
+          <w:tcPr>
+            <w:shd w:val="clear" w:color="auto" w:fill="F2F2F2"/>
+          </w:tcPr>
+          <w:p>
+            <w:pPr>
+              <w:pStyle w:val="Compact"/>
+            </w:pPr>
+            <w:r>
+              <w:t xml:space="preserve">exactMatch</w:t>
+            </w:r>
+          </w:p>
+        </w:tc>
+        <w:tc>
+          <w:tcPr>
+            <w:shd w:val="clear" w:color="auto" w:fill="F2F2F2"/>
+          </w:tcPr>
+          <w:p>
+            <w:pPr>
+              <w:pStyle w:val="Compact"/>
+            </w:pPr>
+            <w:r>
+              <w:rPr>
+                <w:rStyle w:val="VerbatimChar"/>
+              </w:rPr>
+              <w:t xml:space="preserve">akn:article</w:t>
+            </w:r>
+          </w:p>
+        </w:tc>
+      </w:tr>
+      <w:tr>
+        <w:tc>
+          <w:tcPr/>
+          <w:p>
+            <w:pPr>
+              <w:pStyle w:val="Compact"/>
+            </w:pPr>
+            <w:r>
+              <w:rPr>
+                <w:rStyle w:val="VerbatimChar"/>
+              </w:rPr>
+              <w:t xml:space="preserve">Subdivision</w:t>
+            </w:r>
+          </w:p>
+        </w:tc>
+        <w:tc>
+          <w:tcPr/>
+          <w:p>
+            <w:pPr>
+              <w:pStyle w:val="Compact"/>
+            </w:pPr>
+            <w:r>
+              <w:t xml:space="preserve">Klasse</w:t>
+            </w:r>
+          </w:p>
+        </w:tc>
+        <w:tc>
+          <w:tcPr/>
+          <w:p>
+            <w:pPr>
+              <w:pStyle w:val="Compact"/>
+            </w:pPr>
+            <w:r>
+              <w:t xml:space="preserve">exactMatch</w:t>
+            </w:r>
+          </w:p>
+        </w:tc>
+        <w:tc>
+          <w:tcPr/>
+          <w:p>
+            <w:pPr>
+              <w:pStyle w:val="Compact"/>
+            </w:pPr>
+            <w:r>
+              <w:rPr>
+                <w:rStyle w:val="VerbatimChar"/>
+              </w:rPr>
+              <w:t xml:space="preserve">akn:subdivision</w:t>
+            </w:r>
+          </w:p>
+        </w:tc>
+      </w:tr>
+      <w:tr>
+        <w:tc>
+          <w:tcPr>
+            <w:shd w:val="clear" w:color="auto" w:fill="F2F2F2"/>
+          </w:tcPr>
+          <w:p>
+            <w:pPr>
+              <w:pStyle w:val="Compact"/>
+            </w:pPr>
+            <w:r>
+              <w:rPr>
+                <w:rStyle w:val="VerbatimChar"/>
+              </w:rPr>
+              <w:t xml:space="preserve">Paragraph</w:t>
+            </w:r>
+          </w:p>
+        </w:tc>
+        <w:tc>
+          <w:tcPr>
+            <w:shd w:val="clear" w:color="auto" w:fill="F2F2F2"/>
+          </w:tcPr>
+          <w:p>
+            <w:pPr>
+              <w:pStyle w:val="Compact"/>
+            </w:pPr>
+            <w:r>
+              <w:t xml:space="preserve">Klasse</w:t>
+            </w:r>
+          </w:p>
+        </w:tc>
+        <w:tc>
+          <w:tcPr>
+            <w:shd w:val="clear" w:color="auto" w:fill="F2F2F2"/>
+          </w:tcPr>
+          <w:p>
+            <w:pPr>
+              <w:pStyle w:val="Compact"/>
+            </w:pPr>
+            <w:r>
+              <w:t xml:space="preserve">exactMatch</w:t>
+            </w:r>
+          </w:p>
+        </w:tc>
+        <w:tc>
+          <w:tcPr>
+            <w:shd w:val="clear" w:color="auto" w:fill="F2F2F2"/>
+          </w:tcPr>
+          <w:p>
+            <w:pPr>
+              <w:pStyle w:val="Compact"/>
+            </w:pPr>
+            <w:r>
+              <w:rPr>
+                <w:rStyle w:val="VerbatimChar"/>
+              </w:rPr>
+              <w:t xml:space="preserve">akn:paragraph</w:t>
+            </w:r>
+          </w:p>
+        </w:tc>
+      </w:tr>
+      <w:tr>
+        <w:tc>
+          <w:tcPr/>
+          <w:p>
+            <w:pPr>
+              <w:pStyle w:val="Compact"/>
+            </w:pPr>
+            <w:r>
+              <w:rPr>
+                <w:rStyle w:val="VerbatimChar"/>
+              </w:rPr>
+              <w:t xml:space="preserve">Transitional</w:t>
+            </w:r>
+          </w:p>
+        </w:tc>
+        <w:tc>
+          <w:tcPr/>
+          <w:p>
+            <w:pPr>
+              <w:pStyle w:val="Compact"/>
+            </w:pPr>
+            <w:r>
+              <w:t xml:space="preserve">Klasse</w:t>
+            </w:r>
+          </w:p>
+        </w:tc>
+        <w:tc>
+          <w:tcPr/>
+          <w:p>
+            <w:pPr>
+              <w:pStyle w:val="Compact"/>
+            </w:pPr>
+            <w:r>
+              <w:t xml:space="preserve">exactMatch</w:t>
+            </w:r>
+          </w:p>
+        </w:tc>
+        <w:tc>
+          <w:tcPr/>
+          <w:p>
+            <w:pPr>
+              <w:pStyle w:val="Compact"/>
+            </w:pPr>
+            <w:r>
+              <w:rPr>
+                <w:rStyle w:val="VerbatimChar"/>
+              </w:rPr>
+              <w:t xml:space="preserve">akn:transitional</w:t>
+            </w:r>
+          </w:p>
+        </w:tc>
+      </w:tr>
+      <w:tr>
+        <w:tc>
+          <w:tcPr>
+            <w:shd w:val="clear" w:color="auto" w:fill="F2F2F2"/>
+          </w:tcPr>
+          <w:p>
+            <w:pPr>
+              <w:pStyle w:val="Compact"/>
+            </w:pPr>
+            <w:r>
+              <w:rPr>
+                <w:rStyle w:val="VerbatimChar"/>
+              </w:rPr>
+              <w:t xml:space="preserve">Proviso</w:t>
+            </w:r>
+          </w:p>
+        </w:tc>
+        <w:tc>
+          <w:tcPr>
+            <w:shd w:val="clear" w:color="auto" w:fill="F2F2F2"/>
+          </w:tcPr>
+          <w:p>
+            <w:pPr>
+              <w:pStyle w:val="Compact"/>
+            </w:pPr>
+            <w:r>
+              <w:t xml:space="preserve">Klasse</w:t>
+            </w:r>
+          </w:p>
+        </w:tc>
+        <w:tc>
+          <w:tcPr>
+            <w:shd w:val="clear" w:color="auto" w:fill="F2F2F2"/>
+          </w:tcPr>
+          <w:p>
+            <w:pPr>
+              <w:pStyle w:val="Compact"/>
+            </w:pPr>
+            <w:r>
+              <w:t xml:space="preserve">exactMatch</w:t>
+            </w:r>
+          </w:p>
+        </w:tc>
+        <w:tc>
+          <w:tcPr>
+            <w:shd w:val="clear" w:color="auto" w:fill="F2F2F2"/>
+          </w:tcPr>
+          <w:p>
+            <w:pPr>
+              <w:pStyle w:val="Compact"/>
+            </w:pPr>
+            <w:r>
+              <w:rPr>
+                <w:rStyle w:val="VerbatimChar"/>
+              </w:rPr>
+              <w:t xml:space="preserve">akn:proviso</w:t>
+            </w:r>
+          </w:p>
+        </w:tc>
+      </w:tr>
+      <w:tr>
+        <w:tc>
+          <w:tcPr/>
+          <w:p>
+            <w:pPr>
+              <w:pStyle w:val="Compact"/>
+            </w:pPr>
+            <w:r>
+              <w:rPr>
+                <w:rStyle w:val="VerbatimChar"/>
+              </w:rPr>
+              <w:t xml:space="preserve">Content</w:t>
+            </w:r>
+          </w:p>
+        </w:tc>
+        <w:tc>
+          <w:tcPr/>
+          <w:p>
+            <w:pPr>
+              <w:pStyle w:val="Compact"/>
+            </w:pPr>
+            <w:r>
+              <w:t xml:space="preserve">Klasse</w:t>
+            </w:r>
+          </w:p>
+        </w:tc>
+        <w:tc>
+          <w:tcPr/>
+          <w:p>
+            <w:pPr>
+              <w:pStyle w:val="Compact"/>
+            </w:pPr>
+            <w:r>
+              <w:t xml:space="preserve">exactMatch</w:t>
+            </w:r>
+          </w:p>
+        </w:tc>
+        <w:tc>
+          <w:tcPr/>
+          <w:p>
+            <w:pPr>
+              <w:pStyle w:val="Compact"/>
+            </w:pPr>
+            <w:r>
+              <w:rPr>
+                <w:rStyle w:val="VerbatimChar"/>
+              </w:rPr>
+              <w:t xml:space="preserve">akn:content</w:t>
+            </w:r>
+          </w:p>
+        </w:tc>
+      </w:tr>
+      <w:tr>
+        <w:tc>
+          <w:tcPr>
+            <w:shd w:val="clear" w:color="auto" w:fill="F2F2F2"/>
+          </w:tcPr>
+          <w:p>
+            <w:pPr>
+              <w:pStyle w:val="Compact"/>
+            </w:pPr>
+            <w:r>
+              <w:rPr>
+                <w:rStyle w:val="VerbatimChar"/>
+              </w:rPr>
+              <w:t xml:space="preserve">BlockParagraph</w:t>
+            </w:r>
+          </w:p>
+        </w:tc>
+        <w:tc>
+          <w:tcPr>
+            <w:shd w:val="clear" w:color="auto" w:fill="F2F2F2"/>
+          </w:tcPr>
+          <w:p>
+            <w:pPr>
+              <w:pStyle w:val="Compact"/>
+            </w:pPr>
+            <w:r>
+              <w:t xml:space="preserve">Klasse</w:t>
+            </w:r>
+          </w:p>
+        </w:tc>
+        <w:tc>
+          <w:tcPr>
+            <w:shd w:val="clear" w:color="auto" w:fill="F2F2F2"/>
+          </w:tcPr>
+          <w:p>
+            <w:pPr>
+              <w:pStyle w:val="Compact"/>
+            </w:pPr>
+            <w:r>
+              <w:t xml:space="preserve">exactMatch</w:t>
+            </w:r>
+          </w:p>
+        </w:tc>
+        <w:tc>
+          <w:tcPr>
+            <w:shd w:val="clear" w:color="auto" w:fill="F2F2F2"/>
+          </w:tcPr>
+          <w:p>
+            <w:pPr>
+              <w:pStyle w:val="Compact"/>
+            </w:pPr>
+            <w:r>
+              <w:rPr>
+                <w:rStyle w:val="VerbatimChar"/>
+              </w:rPr>
+              <w:t xml:space="preserve">akn:p</w:t>
+            </w:r>
+          </w:p>
+        </w:tc>
+      </w:tr>
+      <w:tr>
+        <w:tc>
+          <w:tcPr/>
+          <w:p>
+            <w:pPr>
+              <w:pStyle w:val="Compact"/>
+            </w:pPr>
+            <w:r>
+              <w:rPr>
+                <w:rStyle w:val="VerbatimChar"/>
+              </w:rPr>
+              <w:t xml:space="preserve">BlockList</w:t>
+            </w:r>
+          </w:p>
+        </w:tc>
+        <w:tc>
+          <w:tcPr/>
+          <w:p>
+            <w:pPr>
+              <w:pStyle w:val="Compact"/>
+            </w:pPr>
+            <w:r>
+              <w:t xml:space="preserve">Klasse</w:t>
+            </w:r>
+          </w:p>
+        </w:tc>
+        <w:tc>
+          <w:tcPr/>
+          <w:p>
+            <w:pPr>
+              <w:pStyle w:val="Compact"/>
+            </w:pPr>
+            <w:r>
+              <w:t xml:space="preserve">exactMatch</w:t>
+            </w:r>
+          </w:p>
+        </w:tc>
+        <w:tc>
+          <w:tcPr/>
+          <w:p>
+            <w:pPr>
+              <w:pStyle w:val="Compact"/>
+            </w:pPr>
+            <w:r>
+              <w:rPr>
+                <w:rStyle w:val="VerbatimChar"/>
+              </w:rPr>
+              <w:t xml:space="preserve">akn:blockList</w:t>
+            </w:r>
+          </w:p>
+        </w:tc>
+      </w:tr>
+      <w:tr>
+        <w:tc>
+          <w:tcPr>
+            <w:shd w:val="clear" w:color="auto" w:fill="F2F2F2"/>
+          </w:tcPr>
+          <w:p>
+            <w:pPr>
+              <w:pStyle w:val="Compact"/>
+            </w:pPr>
+            <w:r>
+              <w:rPr>
+                <w:rStyle w:val="VerbatimChar"/>
+              </w:rPr>
+              <w:t xml:space="preserve">BlockListItem</w:t>
+            </w:r>
+          </w:p>
+        </w:tc>
+        <w:tc>
+          <w:tcPr>
+            <w:shd w:val="clear" w:color="auto" w:fill="F2F2F2"/>
+          </w:tcPr>
+          <w:p>
+            <w:pPr>
+              <w:pStyle w:val="Compact"/>
+            </w:pPr>
+            <w:r>
+              <w:t xml:space="preserve">Klasse</w:t>
+            </w:r>
+          </w:p>
+        </w:tc>
+        <w:tc>
+          <w:tcPr>
+            <w:shd w:val="clear" w:color="auto" w:fill="F2F2F2"/>
+          </w:tcPr>
+          <w:p>
+            <w:pPr>
+              <w:pStyle w:val="Compact"/>
+            </w:pPr>
+            <w:r>
+              <w:t xml:space="preserve">exactMatch</w:t>
+            </w:r>
+          </w:p>
+        </w:tc>
+        <w:tc>
+          <w:tcPr>
+            <w:shd w:val="clear" w:color="auto" w:fill="F2F2F2"/>
+          </w:tcPr>
+          <w:p>
+            <w:pPr>
+              <w:pStyle w:val="Compact"/>
+            </w:pPr>
+            <w:r>
+              <w:rPr>
+                <w:rStyle w:val="VerbatimChar"/>
+              </w:rPr>
+              <w:t xml:space="preserve">akn:item</w:t>
+            </w:r>
+          </w:p>
+        </w:tc>
+      </w:tr>
+      <w:tr>
+        <w:tc>
+          <w:tcPr/>
+          <w:p>
+            <w:pPr>
+              <w:pStyle w:val="Compact"/>
+            </w:pPr>
+            <w:r>
+              <w:rPr>
+                <w:rStyle w:val="VerbatimChar"/>
+              </w:rPr>
+              <w:t xml:space="preserve">Table</w:t>
+            </w:r>
+          </w:p>
+        </w:tc>
+        <w:tc>
+          <w:tcPr/>
+          <w:p>
+            <w:pPr>
+              <w:pStyle w:val="Compact"/>
+            </w:pPr>
+            <w:r>
+              <w:t xml:space="preserve">Klasse</w:t>
+            </w:r>
+          </w:p>
+        </w:tc>
+        <w:tc>
+          <w:tcPr/>
+          <w:p>
+            <w:pPr>
+              <w:pStyle w:val="Compact"/>
+            </w:pPr>
+            <w:r>
+              <w:t xml:space="preserve">exactMatch</w:t>
+            </w:r>
+          </w:p>
+        </w:tc>
+        <w:tc>
+          <w:tcPr/>
+          <w:p>
+            <w:pPr>
+              <w:pStyle w:val="Compact"/>
+            </w:pPr>
+            <w:r>
+              <w:rPr>
+                <w:rStyle w:val="VerbatimChar"/>
+              </w:rPr>
+              <w:t xml:space="preserve">akn:table</w:t>
+            </w:r>
+          </w:p>
+        </w:tc>
+      </w:tr>
+      <w:tr>
+        <w:tc>
+          <w:tcPr>
+            <w:shd w:val="clear" w:color="auto" w:fill="F2F2F2"/>
+          </w:tcPr>
+          <w:p>
+            <w:pPr>
+              <w:pStyle w:val="Compact"/>
+            </w:pPr>
+            <w:r>
+              <w:rPr>
+                <w:rStyle w:val="VerbatimChar"/>
+              </w:rPr>
+              <w:t xml:space="preserve">TableRow</w:t>
+            </w:r>
+          </w:p>
+        </w:tc>
+        <w:tc>
+          <w:tcPr>
+            <w:shd w:val="clear" w:color="auto" w:fill="F2F2F2"/>
+          </w:tcPr>
+          <w:p>
+            <w:pPr>
+              <w:pStyle w:val="Compact"/>
+            </w:pPr>
+            <w:r>
+              <w:t xml:space="preserve">Klasse</w:t>
+            </w:r>
+          </w:p>
+        </w:tc>
+        <w:tc>
+          <w:tcPr>
+            <w:shd w:val="clear" w:color="auto" w:fill="F2F2F2"/>
+          </w:tcPr>
+          <w:p>
+            <w:pPr>
+              <w:pStyle w:val="Compact"/>
+            </w:pPr>
+            <w:r>
+              <w:t xml:space="preserve">exactMatch</w:t>
+            </w:r>
+          </w:p>
+        </w:tc>
+        <w:tc>
+          <w:tcPr>
+            <w:shd w:val="clear" w:color="auto" w:fill="F2F2F2"/>
+          </w:tcPr>
+          <w:p>
+            <w:pPr>
+              <w:pStyle w:val="Compact"/>
+            </w:pPr>
+            <w:r>
+              <w:rPr>
+                <w:rStyle w:val="VerbatimChar"/>
+              </w:rPr>
+              <w:t xml:space="preserve">akn:tr</w:t>
+            </w:r>
+          </w:p>
+        </w:tc>
+      </w:tr>
+      <w:tr>
+        <w:tc>
+          <w:tcPr/>
+          <w:p>
+            <w:pPr>
+              <w:pStyle w:val="Compact"/>
+            </w:pPr>
+            <w:r>
+              <w:rPr>
+                <w:rStyle w:val="VerbatimChar"/>
+              </w:rPr>
+              <w:t xml:space="preserve">TableCell</w:t>
+            </w:r>
+          </w:p>
+        </w:tc>
+        <w:tc>
+          <w:tcPr/>
+          <w:p>
+            <w:pPr>
+              <w:pStyle w:val="Compact"/>
+            </w:pPr>
+            <w:r>
+              <w:t xml:space="preserve">Klasse</w:t>
+            </w:r>
+          </w:p>
+        </w:tc>
+        <w:tc>
+          <w:tcPr/>
+          <w:p>
+            <w:pPr>
+              <w:pStyle w:val="Compact"/>
+            </w:pPr>
+            <w:r>
+              <w:t xml:space="preserve">exactMatch</w:t>
+            </w:r>
+          </w:p>
+        </w:tc>
+        <w:tc>
+          <w:tcPr/>
+          <w:p>
+            <w:pPr>
+              <w:pStyle w:val="Compact"/>
+            </w:pPr>
+            <w:r>
+              <w:rPr>
+                <w:rStyle w:val="VerbatimChar"/>
+              </w:rPr>
+              <w:t xml:space="preserve">akn:td</w:t>
+            </w:r>
+          </w:p>
+        </w:tc>
+      </w:tr>
+      <w:tr>
+        <w:tc>
+          <w:tcPr>
+            <w:shd w:val="clear" w:color="auto" w:fill="F2F2F2"/>
+          </w:tcPr>
+          <w:p>
+            <w:pPr>
+              <w:pStyle w:val="Compact"/>
+            </w:pPr>
+            <w:r>
+              <w:rPr>
+                <w:rStyle w:val="VerbatimChar"/>
+              </w:rPr>
+              <w:t xml:space="preserve">Ref</w:t>
+            </w:r>
+          </w:p>
+        </w:tc>
+        <w:tc>
+          <w:tcPr>
+            <w:shd w:val="clear" w:color="auto" w:fill="F2F2F2"/>
+          </w:tcPr>
+          <w:p>
+            <w:pPr>
+              <w:pStyle w:val="Compact"/>
+            </w:pPr>
+            <w:r>
+              <w:t xml:space="preserve">Klasse</w:t>
+            </w:r>
+          </w:p>
+        </w:tc>
+        <w:tc>
+          <w:tcPr>
+            <w:shd w:val="clear" w:color="auto" w:fill="F2F2F2"/>
+          </w:tcPr>
+          <w:p>
+            <w:pPr>
+              <w:pStyle w:val="Compact"/>
+            </w:pPr>
+            <w:r>
+              <w:t xml:space="preserve">exactMatch</w:t>
+            </w:r>
+          </w:p>
+        </w:tc>
+        <w:tc>
+          <w:tcPr>
+            <w:shd w:val="clear" w:color="auto" w:fill="F2F2F2"/>
+          </w:tcPr>
+          <w:p>
+            <w:pPr>
+              <w:pStyle w:val="Compact"/>
+            </w:pPr>
+            <w:r>
+              <w:rPr>
+                <w:rStyle w:val="VerbatimChar"/>
+              </w:rPr>
+              <w:t xml:space="preserve">akn:ref</w:t>
+            </w:r>
+          </w:p>
+        </w:tc>
+      </w:tr>
+      <w:tr>
+        <w:tc>
+          <w:tcPr/>
+          <w:p>
+            <w:pPr>
+              <w:pStyle w:val="Compact"/>
+            </w:pPr>
+            <w:r>
+              <w:rPr>
+                <w:rStyle w:val="VerbatimChar"/>
+              </w:rPr>
+              <w:t xml:space="preserve">B</w:t>
+            </w:r>
+          </w:p>
+        </w:tc>
+        <w:tc>
+          <w:tcPr/>
+          <w:p>
+            <w:pPr>
+              <w:pStyle w:val="Compact"/>
+            </w:pPr>
+            <w:r>
+              <w:t xml:space="preserve">Klasse</w:t>
+            </w:r>
+          </w:p>
+        </w:tc>
+        <w:tc>
+          <w:tcPr/>
+          <w:p>
+            <w:pPr>
+              <w:pStyle w:val="Compact"/>
+            </w:pPr>
+            <w:r>
+              <w:t xml:space="preserve">exactMatch</w:t>
+            </w:r>
+          </w:p>
+        </w:tc>
+        <w:tc>
+          <w:tcPr/>
+          <w:p>
+            <w:pPr>
+              <w:pStyle w:val="Compact"/>
+            </w:pPr>
+            <w:r>
+              <w:rPr>
+                <w:rStyle w:val="VerbatimChar"/>
+              </w:rPr>
+              <w:t xml:space="preserve">akn:b</w:t>
+            </w:r>
+          </w:p>
+        </w:tc>
+      </w:tr>
+      <w:tr>
+        <w:tc>
+          <w:tcPr>
+            <w:shd w:val="clear" w:color="auto" w:fill="F2F2F2"/>
+          </w:tcPr>
+          <w:p>
+            <w:pPr>
+              <w:pStyle w:val="Compact"/>
+            </w:pPr>
+            <w:r>
+              <w:rPr>
+                <w:rStyle w:val="VerbatimChar"/>
+              </w:rPr>
+              <w:t xml:space="preserve">I</w:t>
+            </w:r>
+          </w:p>
+        </w:tc>
+        <w:tc>
+          <w:tcPr>
+            <w:shd w:val="clear" w:color="auto" w:fill="F2F2F2"/>
+          </w:tcPr>
+          <w:p>
+            <w:pPr>
+              <w:pStyle w:val="Compact"/>
+            </w:pPr>
+            <w:r>
+              <w:t xml:space="preserve">Klasse</w:t>
+            </w:r>
+          </w:p>
+        </w:tc>
+        <w:tc>
+          <w:tcPr>
+            <w:shd w:val="clear" w:color="auto" w:fill="F2F2F2"/>
+          </w:tcPr>
+          <w:p>
+            <w:pPr>
+              <w:pStyle w:val="Compact"/>
+            </w:pPr>
+            <w:r>
+              <w:t xml:space="preserve">exactMatch</w:t>
+            </w:r>
+          </w:p>
+        </w:tc>
+        <w:tc>
+          <w:tcPr>
+            <w:shd w:val="clear" w:color="auto" w:fill="F2F2F2"/>
+          </w:tcPr>
+          <w:p>
+            <w:pPr>
+              <w:pStyle w:val="Compact"/>
+            </w:pPr>
+            <w:r>
+              <w:rPr>
+                <w:rStyle w:val="VerbatimChar"/>
+              </w:rPr>
+              <w:t xml:space="preserve">akn:i</w:t>
+            </w:r>
+          </w:p>
+        </w:tc>
+      </w:tr>
+      <w:tr>
+        <w:tc>
+          <w:tcPr/>
+          <w:p>
+            <w:pPr>
+              <w:pStyle w:val="Compact"/>
+            </w:pPr>
+            <w:r>
+              <w:rPr>
+                <w:rStyle w:val="VerbatimChar"/>
+              </w:rPr>
+              <w:t xml:space="preserve">Sup</w:t>
+            </w:r>
+          </w:p>
+        </w:tc>
+        <w:tc>
+          <w:tcPr/>
+          <w:p>
+            <w:pPr>
+              <w:pStyle w:val="Compact"/>
+            </w:pPr>
+            <w:r>
+              <w:t xml:space="preserve">Klasse</w:t>
+            </w:r>
+          </w:p>
+        </w:tc>
+        <w:tc>
+          <w:tcPr/>
+          <w:p>
+            <w:pPr>
+              <w:pStyle w:val="Compact"/>
+            </w:pPr>
+            <w:r>
+              <w:t xml:space="preserve">exactMatch</w:t>
+            </w:r>
+          </w:p>
+        </w:tc>
+        <w:tc>
+          <w:tcPr/>
+          <w:p>
+            <w:pPr>
+              <w:pStyle w:val="Compact"/>
+            </w:pPr>
+            <w:r>
+              <w:rPr>
+                <w:rStyle w:val="VerbatimChar"/>
+              </w:rPr>
+              <w:t xml:space="preserve">akn:sup</w:t>
+            </w:r>
+          </w:p>
+        </w:tc>
+      </w:tr>
+      <w:tr>
+        <w:tc>
+          <w:tcPr>
+            <w:shd w:val="clear" w:color="auto" w:fill="F2F2F2"/>
+          </w:tcPr>
+          <w:p>
+            <w:pPr>
+              <w:pStyle w:val="Compact"/>
+            </w:pPr>
+            <w:r>
+              <w:rPr>
+                <w:rStyle w:val="VerbatimChar"/>
+              </w:rPr>
+              <w:t xml:space="preserve">Span</w:t>
+            </w:r>
+          </w:p>
+        </w:tc>
+        <w:tc>
+          <w:tcPr>
+            <w:shd w:val="clear" w:color="auto" w:fill="F2F2F2"/>
+          </w:tcPr>
+          <w:p>
+            <w:pPr>
+              <w:pStyle w:val="Compact"/>
+            </w:pPr>
+            <w:r>
+              <w:t xml:space="preserve">Klasse</w:t>
+            </w:r>
+          </w:p>
+        </w:tc>
+        <w:tc>
+          <w:tcPr>
+            <w:shd w:val="clear" w:color="auto" w:fill="F2F2F2"/>
+          </w:tcPr>
+          <w:p>
+            <w:pPr>
+              <w:pStyle w:val="Compact"/>
+            </w:pPr>
+            <w:r>
+              <w:t xml:space="preserve">exactMatch</w:t>
+            </w:r>
+          </w:p>
+        </w:tc>
+        <w:tc>
+          <w:tcPr>
+            <w:shd w:val="clear" w:color="auto" w:fill="F2F2F2"/>
+          </w:tcPr>
+          <w:p>
+            <w:pPr>
+              <w:pStyle w:val="Compact"/>
+            </w:pPr>
+            <w:r>
+              <w:rPr>
+                <w:rStyle w:val="VerbatimChar"/>
+              </w:rPr>
+              <w:t xml:space="preserve">akn:span</w:t>
+            </w:r>
+          </w:p>
+        </w:tc>
+      </w:tr>
+      <w:tr>
+        <w:tc>
+          <w:tcPr/>
+          <w:p>
+            <w:pPr>
+              <w:pStyle w:val="Compact"/>
+            </w:pPr>
+            <w:r>
+              <w:rPr>
+                <w:rStyle w:val="VerbatimChar"/>
+              </w:rPr>
+              <w:t xml:space="preserve">Br</w:t>
+            </w:r>
+          </w:p>
+        </w:tc>
+        <w:tc>
+          <w:tcPr/>
+          <w:p>
+            <w:pPr>
+              <w:pStyle w:val="Compact"/>
+            </w:pPr>
+            <w:r>
+              <w:t xml:space="preserve">Klasse</w:t>
+            </w:r>
+          </w:p>
+        </w:tc>
+        <w:tc>
+          <w:tcPr/>
+          <w:p>
+            <w:pPr>
+              <w:pStyle w:val="Compact"/>
+            </w:pPr>
+            <w:r>
+              <w:t xml:space="preserve">exactMatch</w:t>
+            </w:r>
+          </w:p>
+        </w:tc>
+        <w:tc>
+          <w:tcPr/>
+          <w:p>
+            <w:pPr>
+              <w:pStyle w:val="Compact"/>
+            </w:pPr>
+            <w:r>
+              <w:rPr>
+                <w:rStyle w:val="VerbatimChar"/>
+              </w:rPr>
+              <w:t xml:space="preserve">akn:br</w:t>
+            </w:r>
+          </w:p>
+        </w:tc>
+      </w:tr>
+      <w:tr>
+        <w:tc>
+          <w:tcPr>
+            <w:shd w:val="clear" w:color="auto" w:fill="F2F2F2"/>
+          </w:tcPr>
+          <w:p>
+            <w:pPr>
+              <w:pStyle w:val="Compact"/>
+            </w:pPr>
+            <w:r>
+              <w:rPr>
+                <w:rStyle w:val="VerbatimChar"/>
+              </w:rPr>
+              <w:t xml:space="preserve">Inline</w:t>
+            </w:r>
+          </w:p>
+        </w:tc>
+        <w:tc>
+          <w:tcPr>
+            <w:shd w:val="clear" w:color="auto" w:fill="F2F2F2"/>
+          </w:tcPr>
+          <w:p>
+            <w:pPr>
+              <w:pStyle w:val="Compact"/>
+            </w:pPr>
+            <w:r>
+              <w:t xml:space="preserve">Klasse</w:t>
+            </w:r>
+          </w:p>
+        </w:tc>
+        <w:tc>
+          <w:tcPr>
+            <w:shd w:val="clear" w:color="auto" w:fill="F2F2F2"/>
+          </w:tcPr>
+          <w:p>
+            <w:pPr>
+              <w:pStyle w:val="Compact"/>
+            </w:pPr>
+            <w:r>
+              <w:t xml:space="preserve">exactMatch</w:t>
+            </w:r>
+          </w:p>
+        </w:tc>
+        <w:tc>
+          <w:tcPr>
+            <w:shd w:val="clear" w:color="auto" w:fill="F2F2F2"/>
+          </w:tcPr>
+          <w:p>
+            <w:pPr>
+              <w:pStyle w:val="Compact"/>
+            </w:pPr>
+            <w:r>
+              <w:rPr>
+                <w:rStyle w:val="VerbatimChar"/>
+              </w:rPr>
+              <w:t xml:space="preserve">akn:inline</w:t>
+            </w:r>
+          </w:p>
+        </w:tc>
+      </w:tr>
+      <w:tr>
+        <w:tc>
+          <w:tcPr/>
+          <w:p>
+            <w:pPr>
+              <w:pStyle w:val="Compact"/>
+            </w:pPr>
+            <w:r>
+              <w:rPr>
+                <w:rStyle w:val="VerbatimChar"/>
+              </w:rPr>
+              <w:t xml:space="preserve">Placeholder</w:t>
+            </w:r>
+          </w:p>
+        </w:tc>
+        <w:tc>
+          <w:tcPr/>
+          <w:p>
+            <w:pPr>
+              <w:pStyle w:val="Compact"/>
+            </w:pPr>
+            <w:r>
+              <w:t xml:space="preserve">Klasse</w:t>
+            </w:r>
+          </w:p>
+        </w:tc>
+        <w:tc>
+          <w:tcPr/>
+          <w:p>
+            <w:pPr>
+              <w:pStyle w:val="Compact"/>
+            </w:pPr>
+            <w:r>
+              <w:t xml:space="preserve">exactMatch</w:t>
+            </w:r>
+          </w:p>
+        </w:tc>
+        <w:tc>
+          <w:tcPr/>
+          <w:p>
+            <w:pPr>
+              <w:pStyle w:val="Compact"/>
+            </w:pPr>
+            <w:r>
+              <w:rPr>
+                <w:rStyle w:val="VerbatimChar"/>
+              </w:rPr>
+              <w:t xml:space="preserve">akn:placeholder</w:t>
+            </w:r>
+          </w:p>
+        </w:tc>
+      </w:tr>
+      <w:tr>
+        <w:tc>
+          <w:tcPr>
+            <w:shd w:val="clear" w:color="auto" w:fill="F2F2F2"/>
+          </w:tcPr>
+          <w:p>
+            <w:pPr>
+              <w:pStyle w:val="Compact"/>
+            </w:pPr>
+            <w:r>
+              <w:rPr>
+                <w:rStyle w:val="VerbatimChar"/>
+              </w:rPr>
+              <w:t xml:space="preserve">AuthorialNote</w:t>
+            </w:r>
+          </w:p>
+        </w:tc>
+        <w:tc>
+          <w:tcPr>
+            <w:shd w:val="clear" w:color="auto" w:fill="F2F2F2"/>
+          </w:tcPr>
+          <w:p>
+            <w:pPr>
+              <w:pStyle w:val="Compact"/>
+            </w:pPr>
+            <w:r>
+              <w:t xml:space="preserve">Klasse</w:t>
+            </w:r>
+          </w:p>
+        </w:tc>
+        <w:tc>
+          <w:tcPr>
+            <w:shd w:val="clear" w:color="auto" w:fill="F2F2F2"/>
+          </w:tcPr>
+          <w:p>
+            <w:pPr>
+              <w:pStyle w:val="Compact"/>
+            </w:pPr>
+            <w:r>
+              <w:t xml:space="preserve">exactMatch</w:t>
+            </w:r>
+          </w:p>
+        </w:tc>
+        <w:tc>
+          <w:tcPr>
+            <w:shd w:val="clear" w:color="auto" w:fill="F2F2F2"/>
+          </w:tcPr>
+          <w:p>
+            <w:pPr>
+              <w:pStyle w:val="Compact"/>
+            </w:pPr>
+            <w:r>
+              <w:rPr>
+                <w:rStyle w:val="VerbatimChar"/>
+              </w:rPr>
+              <w:t xml:space="preserve">akn:authorialNote</w:t>
+            </w:r>
+          </w:p>
+        </w:tc>
+      </w:tr>
+      <w:tr>
+        <w:tc>
+          <w:tcPr/>
+          <w:p>
+            <w:pPr>
+              <w:pStyle w:val="Compact"/>
+            </w:pPr>
+            <w:r>
+              <w:rPr>
+                <w:rStyle w:val="VerbatimChar"/>
+              </w:rPr>
+              <w:t xml:space="preserve">preface_paragraphs</w:t>
+            </w:r>
+          </w:p>
+        </w:tc>
+        <w:tc>
+          <w:tcPr/>
+          <w:p>
+            <w:pPr>
+              <w:pStyle w:val="Compact"/>
+            </w:pPr>
+            <w:r>
+              <w:t xml:space="preserve">Slot</w:t>
+            </w:r>
+          </w:p>
+        </w:tc>
+        <w:tc>
+          <w:tcPr/>
+          <w:p>
+            <w:pPr>
+              <w:pStyle w:val="Compact"/>
+            </w:pPr>
+            <w:r>
+              <w:t xml:space="preserve">exactMatch</w:t>
+            </w:r>
+          </w:p>
+        </w:tc>
+        <w:tc>
+          <w:tcPr/>
+          <w:p>
+            <w:pPr>
+              <w:pStyle w:val="Compact"/>
+            </w:pPr>
+            <w:r>
+              <w:rPr>
+                <w:rStyle w:val="VerbatimChar"/>
+              </w:rPr>
+              <w:t xml:space="preserve">akn:p</w:t>
+            </w:r>
+          </w:p>
+        </w:tc>
+      </w:tr>
+      <w:tr>
+        <w:tc>
+          <w:tcPr>
+            <w:shd w:val="clear" w:color="auto" w:fill="F2F2F2"/>
+          </w:tcPr>
+          <w:p>
+            <w:pPr>
+              <w:pStyle w:val="Compact"/>
+            </w:pPr>
+            <w:r>
+              <w:rPr>
+                <w:rStyle w:val="VerbatimChar"/>
+              </w:rPr>
+              <w:t xml:space="preserve">frbr_this</w:t>
+            </w:r>
+          </w:p>
+        </w:tc>
+        <w:tc>
+          <w:tcPr>
+            <w:shd w:val="clear" w:color="auto" w:fill="F2F2F2"/>
+          </w:tcPr>
+          <w:p>
+            <w:pPr>
+              <w:pStyle w:val="Compact"/>
+            </w:pPr>
+            <w:r>
+              <w:t xml:space="preserve">Slot</w:t>
+            </w:r>
+          </w:p>
+        </w:tc>
+        <w:tc>
+          <w:tcPr>
+            <w:shd w:val="clear" w:color="auto" w:fill="F2F2F2"/>
+          </w:tcPr>
+          <w:p>
+            <w:pPr>
+              <w:pStyle w:val="Compact"/>
+            </w:pPr>
+            <w:r>
+              <w:t xml:space="preserve">exactMatch</w:t>
+            </w:r>
+          </w:p>
+        </w:tc>
+        <w:tc>
+          <w:tcPr>
+            <w:shd w:val="clear" w:color="auto" w:fill="F2F2F2"/>
+          </w:tcPr>
+          <w:p>
+            <w:pPr>
+              <w:pStyle w:val="Compact"/>
+            </w:pPr>
+            <w:r>
+              <w:rPr>
+                <w:rStyle w:val="VerbatimChar"/>
+              </w:rPr>
+              <w:t xml:space="preserve">akn:FRBRthis</w:t>
+            </w:r>
+          </w:p>
+        </w:tc>
+      </w:tr>
+      <w:tr>
+        <w:tc>
+          <w:tcPr/>
+          <w:p>
+            <w:pPr>
+              <w:pStyle w:val="Compact"/>
+            </w:pPr>
+            <w:r>
+              <w:rPr>
+                <w:rStyle w:val="VerbatimChar"/>
+              </w:rPr>
+              <w:t xml:space="preserve">frbr_uri</w:t>
+            </w:r>
+          </w:p>
+        </w:tc>
+        <w:tc>
+          <w:tcPr/>
+          <w:p>
+            <w:pPr>
+              <w:pStyle w:val="Compact"/>
+            </w:pPr>
+            <w:r>
+              <w:t xml:space="preserve">Slot</w:t>
+            </w:r>
+          </w:p>
+        </w:tc>
+        <w:tc>
+          <w:tcPr/>
+          <w:p>
+            <w:pPr>
+              <w:pStyle w:val="Compact"/>
+            </w:pPr>
+            <w:r>
+              <w:t xml:space="preserve">exactMatch</w:t>
+            </w:r>
+          </w:p>
+        </w:tc>
+        <w:tc>
+          <w:tcPr/>
+          <w:p>
+            <w:pPr>
+              <w:pStyle w:val="Compact"/>
+            </w:pPr>
+            <w:r>
+              <w:rPr>
+                <w:rStyle w:val="VerbatimChar"/>
+              </w:rPr>
+              <w:t xml:space="preserve">akn:FRBRuri</w:t>
+            </w:r>
+          </w:p>
+        </w:tc>
+      </w:tr>
+      <w:tr>
+        <w:tc>
+          <w:tcPr>
+            <w:shd w:val="clear" w:color="auto" w:fill="F2F2F2"/>
+          </w:tcPr>
+          <w:p>
+            <w:pPr>
+              <w:pStyle w:val="Compact"/>
+            </w:pPr>
+            <w:r>
+              <w:rPr>
+                <w:rStyle w:val="VerbatimChar"/>
+              </w:rPr>
+              <w:t xml:space="preserve">frbr_country</w:t>
+            </w:r>
+          </w:p>
+        </w:tc>
+        <w:tc>
+          <w:tcPr>
+            <w:shd w:val="clear" w:color="auto" w:fill="F2F2F2"/>
+          </w:tcPr>
+          <w:p>
+            <w:pPr>
+              <w:pStyle w:val="Compact"/>
+            </w:pPr>
+            <w:r>
+              <w:t xml:space="preserve">Slot</w:t>
+            </w:r>
+          </w:p>
+        </w:tc>
+        <w:tc>
+          <w:tcPr>
+            <w:shd w:val="clear" w:color="auto" w:fill="F2F2F2"/>
+          </w:tcPr>
+          <w:p>
+            <w:pPr>
+              <w:pStyle w:val="Compact"/>
+            </w:pPr>
+            <w:r>
+              <w:t xml:space="preserve">exactMatch</w:t>
+            </w:r>
+          </w:p>
+        </w:tc>
+        <w:tc>
+          <w:tcPr>
+            <w:shd w:val="clear" w:color="auto" w:fill="F2F2F2"/>
+          </w:tcPr>
+          <w:p>
+            <w:pPr>
+              <w:pStyle w:val="Compact"/>
+            </w:pPr>
+            <w:r>
+              <w:rPr>
+                <w:rStyle w:val="VerbatimChar"/>
+              </w:rPr>
+              <w:t xml:space="preserve">akn:FRBRcountry</w:t>
+            </w:r>
+          </w:p>
+        </w:tc>
+      </w:tr>
+      <w:tr>
+        <w:tc>
+          <w:tcPr/>
+          <w:p>
+            <w:pPr>
+              <w:pStyle w:val="Compact"/>
+            </w:pPr>
+            <w:r>
+              <w:rPr>
+                <w:rStyle w:val="VerbatimChar"/>
+              </w:rPr>
+              <w:t xml:space="preserve">frbr_number</w:t>
+            </w:r>
+          </w:p>
+        </w:tc>
+        <w:tc>
+          <w:tcPr/>
+          <w:p>
+            <w:pPr>
+              <w:pStyle w:val="Compact"/>
+            </w:pPr>
+            <w:r>
+              <w:t xml:space="preserve">Slot</w:t>
+            </w:r>
+          </w:p>
+        </w:tc>
+        <w:tc>
+          <w:tcPr/>
+          <w:p>
+            <w:pPr>
+              <w:pStyle w:val="Compact"/>
+            </w:pPr>
+            <w:r>
+              <w:t xml:space="preserve">exactMatch</w:t>
+            </w:r>
+          </w:p>
+        </w:tc>
+        <w:tc>
+          <w:tcPr/>
+          <w:p>
+            <w:pPr>
+              <w:pStyle w:val="Compact"/>
+            </w:pPr>
+            <w:r>
+              <w:rPr>
+                <w:rStyle w:val="VerbatimChar"/>
+              </w:rPr>
+              <w:t xml:space="preserve">akn:FRBRnumber</w:t>
+            </w:r>
+          </w:p>
+        </w:tc>
+      </w:tr>
+      <w:tr>
+        <w:tc>
+          <w:tcPr>
+            <w:shd w:val="clear" w:color="auto" w:fill="F2F2F2"/>
+          </w:tcPr>
+          <w:p>
+            <w:pPr>
+              <w:pStyle w:val="Compact"/>
+            </w:pPr>
+            <w:r>
+              <w:rPr>
+                <w:rStyle w:val="VerbatimChar"/>
+              </w:rPr>
+              <w:t xml:space="preserve">frbr_authoritative</w:t>
+            </w:r>
+          </w:p>
+        </w:tc>
+        <w:tc>
+          <w:tcPr>
+            <w:shd w:val="clear" w:color="auto" w:fill="F2F2F2"/>
+          </w:tcPr>
+          <w:p>
+            <w:pPr>
+              <w:pStyle w:val="Compact"/>
+            </w:pPr>
+            <w:r>
+              <w:t xml:space="preserve">Slot</w:t>
+            </w:r>
+          </w:p>
+        </w:tc>
+        <w:tc>
+          <w:tcPr>
+            <w:shd w:val="clear" w:color="auto" w:fill="F2F2F2"/>
+          </w:tcPr>
+          <w:p>
+            <w:pPr>
+              <w:pStyle w:val="Compact"/>
+            </w:pPr>
+            <w:r>
+              <w:t xml:space="preserve">exactMatch</w:t>
+            </w:r>
+          </w:p>
+        </w:tc>
+        <w:tc>
+          <w:tcPr>
+            <w:shd w:val="clear" w:color="auto" w:fill="F2F2F2"/>
+          </w:tcPr>
+          <w:p>
+            <w:pPr>
+              <w:pStyle w:val="Compact"/>
+            </w:pPr>
+            <w:r>
+              <w:rPr>
+                <w:rStyle w:val="VerbatimChar"/>
+              </w:rPr>
+              <w:t xml:space="preserve">akn:FRBRauthoritative</w:t>
+            </w:r>
+          </w:p>
+        </w:tc>
+      </w:tr>
+      <w:tr>
+        <w:tc>
+          <w:tcPr/>
+          <w:p>
+            <w:pPr>
+              <w:pStyle w:val="Compact"/>
+            </w:pPr>
+            <w:r>
+              <w:rPr>
+                <w:rStyle w:val="VerbatimChar"/>
+              </w:rPr>
+              <w:t xml:space="preserve">frbr_language</w:t>
+            </w:r>
+          </w:p>
+        </w:tc>
+        <w:tc>
+          <w:tcPr/>
+          <w:p>
+            <w:pPr>
+              <w:pStyle w:val="Compact"/>
+            </w:pPr>
+            <w:r>
+              <w:t xml:space="preserve">Slot</w:t>
+            </w:r>
+          </w:p>
+        </w:tc>
+        <w:tc>
+          <w:tcPr/>
+          <w:p>
+            <w:pPr>
+              <w:pStyle w:val="Compact"/>
+            </w:pPr>
+            <w:r>
+              <w:t xml:space="preserve">exactMatch</w:t>
+            </w:r>
+          </w:p>
+        </w:tc>
+        <w:tc>
+          <w:tcPr/>
+          <w:p>
+            <w:pPr>
+              <w:pStyle w:val="Compact"/>
+            </w:pPr>
+            <w:r>
+              <w:rPr>
+                <w:rStyle w:val="VerbatimChar"/>
+              </w:rPr>
+              <w:t xml:space="preserve">akn:FRBRlanguage</w:t>
+            </w:r>
+          </w:p>
+        </w:tc>
+      </w:tr>
+      <w:tr>
+        <w:tc>
+          <w:tcPr>
+            <w:shd w:val="clear" w:color="auto" w:fill="F2F2F2"/>
+          </w:tcPr>
+          <w:p>
+            <w:pPr>
+              <w:pStyle w:val="Compact"/>
+            </w:pPr>
+            <w:r>
+              <w:rPr>
+                <w:rStyle w:val="VerbatimChar"/>
+              </w:rPr>
+              <w:t xml:space="preserve">frbr_format</w:t>
+            </w:r>
+          </w:p>
+        </w:tc>
+        <w:tc>
+          <w:tcPr>
+            <w:shd w:val="clear" w:color="auto" w:fill="F2F2F2"/>
+          </w:tcPr>
+          <w:p>
+            <w:pPr>
+              <w:pStyle w:val="Compact"/>
+            </w:pPr>
+            <w:r>
+              <w:t xml:space="preserve">Slot</w:t>
+            </w:r>
+          </w:p>
+        </w:tc>
+        <w:tc>
+          <w:tcPr>
+            <w:shd w:val="clear" w:color="auto" w:fill="F2F2F2"/>
+          </w:tcPr>
+          <w:p>
+            <w:pPr>
+              <w:pStyle w:val="Compact"/>
+            </w:pPr>
+            <w:r>
+              <w:t xml:space="preserve">exactMatch</w:t>
+            </w:r>
+          </w:p>
+        </w:tc>
+        <w:tc>
+          <w:tcPr>
+            <w:shd w:val="clear" w:color="auto" w:fill="F2F2F2"/>
+          </w:tcPr>
+          <w:p>
+            <w:pPr>
+              <w:pStyle w:val="Compact"/>
+            </w:pPr>
+            <w:r>
+              <w:rPr>
+                <w:rStyle w:val="VerbatimChar"/>
+              </w:rPr>
+              <w:t xml:space="preserve">akn:FRBRformat</w:t>
+            </w:r>
+          </w:p>
+        </w:tc>
+      </w:tr>
+      <w:tr>
+        <w:tc>
+          <w:tcPr/>
+          <w:p>
+            <w:pPr>
+              <w:pStyle w:val="Compact"/>
+            </w:pPr>
+            <w:r>
+              <w:rPr>
+                <w:rStyle w:val="VerbatimChar"/>
+              </w:rPr>
+              <w:t xml:space="preserve">doc_number</w:t>
+            </w:r>
+          </w:p>
+        </w:tc>
+        <w:tc>
+          <w:tcPr/>
+          <w:p>
+            <w:pPr>
+              <w:pStyle w:val="Compact"/>
+            </w:pPr>
+            <w:r>
+              <w:t xml:space="preserve">Slot</w:t>
+            </w:r>
+          </w:p>
+        </w:tc>
+        <w:tc>
+          <w:tcPr/>
+          <w:p>
+            <w:pPr>
+              <w:pStyle w:val="Compact"/>
+            </w:pPr>
+            <w:r>
+              <w:t xml:space="preserve">exactMatch</w:t>
+            </w:r>
+          </w:p>
+        </w:tc>
+        <w:tc>
+          <w:tcPr/>
+          <w:p>
+            <w:pPr>
+              <w:pStyle w:val="Compact"/>
+            </w:pPr>
+            <w:r>
+              <w:rPr>
+                <w:rStyle w:val="VerbatimChar"/>
+              </w:rPr>
+              <w:t xml:space="preserve">akn:docNumber</w:t>
+            </w:r>
+          </w:p>
+        </w:tc>
+      </w:tr>
+      <w:tr>
+        <w:tc>
+          <w:tcPr>
+            <w:shd w:val="clear" w:color="auto" w:fill="F2F2F2"/>
+          </w:tcPr>
+          <w:p>
+            <w:pPr>
+              <w:pStyle w:val="Compact"/>
+            </w:pPr>
+            <w:r>
+              <w:rPr>
+                <w:rStyle w:val="VerbatimChar"/>
+              </w:rPr>
+              <w:t xml:space="preserve">doc_title</w:t>
+            </w:r>
+          </w:p>
+        </w:tc>
+        <w:tc>
+          <w:tcPr>
+            <w:shd w:val="clear" w:color="auto" w:fill="F2F2F2"/>
+          </w:tcPr>
+          <w:p>
+            <w:pPr>
+              <w:pStyle w:val="Compact"/>
+            </w:pPr>
+            <w:r>
+              <w:t xml:space="preserve">Slot</w:t>
+            </w:r>
+          </w:p>
+        </w:tc>
+        <w:tc>
+          <w:tcPr>
+            <w:shd w:val="clear" w:color="auto" w:fill="F2F2F2"/>
+          </w:tcPr>
+          <w:p>
+            <w:pPr>
+              <w:pStyle w:val="Compact"/>
+            </w:pPr>
+            <w:r>
+              <w:t xml:space="preserve">exactMatch</w:t>
+            </w:r>
+          </w:p>
+        </w:tc>
+        <w:tc>
+          <w:tcPr>
+            <w:shd w:val="clear" w:color="auto" w:fill="F2F2F2"/>
+          </w:tcPr>
+          <w:p>
+            <w:pPr>
+              <w:pStyle w:val="Compact"/>
+            </w:pPr>
+            <w:r>
+              <w:rPr>
+                <w:rStyle w:val="VerbatimChar"/>
+              </w:rPr>
+              <w:t xml:space="preserve">akn:docTitle</w:t>
+            </w:r>
+          </w:p>
+        </w:tc>
+      </w:tr>
+      <w:tr>
+        <w:tc>
+          <w:tcPr/>
+          <w:p>
+            <w:pPr>
+              <w:pStyle w:val="Compact"/>
+            </w:pPr>
+            <w:r>
+              <w:rPr>
+                <w:rStyle w:val="VerbatimChar"/>
+              </w:rPr>
+              <w:t xml:space="preserve">num</w:t>
+            </w:r>
+          </w:p>
+        </w:tc>
+        <w:tc>
+          <w:tcPr/>
+          <w:p>
+            <w:pPr>
+              <w:pStyle w:val="Compact"/>
+            </w:pPr>
+            <w:r>
+              <w:t xml:space="preserve">Slot</w:t>
+            </w:r>
+          </w:p>
+        </w:tc>
+        <w:tc>
+          <w:tcPr/>
+          <w:p>
+            <w:pPr>
+              <w:pStyle w:val="Compact"/>
+            </w:pPr>
+            <w:r>
+              <w:t xml:space="preserve">exactMatch</w:t>
+            </w:r>
+          </w:p>
+        </w:tc>
+        <w:tc>
+          <w:tcPr/>
+          <w:p>
+            <w:pPr>
+              <w:pStyle w:val="Compact"/>
+            </w:pPr>
+            <w:r>
+              <w:rPr>
+                <w:rStyle w:val="VerbatimChar"/>
+              </w:rPr>
+              <w:t xml:space="preserve">akn:num</w:t>
+            </w:r>
+          </w:p>
+        </w:tc>
+      </w:tr>
+      <w:tr>
+        <w:tc>
+          <w:tcPr>
+            <w:shd w:val="clear" w:color="auto" w:fill="F2F2F2"/>
+          </w:tcPr>
+          <w:p>
+            <w:pPr>
+              <w:pStyle w:val="Compact"/>
+            </w:pPr>
+            <w:r>
+              <w:rPr>
+                <w:rStyle w:val="VerbatimChar"/>
+              </w:rPr>
+              <w:t xml:space="preserve">heading</w:t>
+            </w:r>
+          </w:p>
+        </w:tc>
+        <w:tc>
+          <w:tcPr>
+            <w:shd w:val="clear" w:color="auto" w:fill="F2F2F2"/>
+          </w:tcPr>
+          <w:p>
+            <w:pPr>
+              <w:pStyle w:val="Compact"/>
+            </w:pPr>
+            <w:r>
+              <w:t xml:space="preserve">Slot</w:t>
+            </w:r>
+          </w:p>
+        </w:tc>
+        <w:tc>
+          <w:tcPr>
+            <w:shd w:val="clear" w:color="auto" w:fill="F2F2F2"/>
+          </w:tcPr>
+          <w:p>
+            <w:pPr>
+              <w:pStyle w:val="Compact"/>
+            </w:pPr>
+            <w:r>
+              <w:t xml:space="preserve">exactMatch</w:t>
+            </w:r>
+          </w:p>
+        </w:tc>
+        <w:tc>
+          <w:tcPr>
+            <w:shd w:val="clear" w:color="auto" w:fill="F2F2F2"/>
+          </w:tcPr>
+          <w:p>
+            <w:pPr>
+              <w:pStyle w:val="Compact"/>
+            </w:pPr>
+            <w:r>
+              <w:rPr>
+                <w:rStyle w:val="VerbatimChar"/>
+              </w:rPr>
+              <w:t xml:space="preserve">akn:heading</w:t>
+            </w:r>
+          </w:p>
+        </w:tc>
+      </w:tr>
+      <w:tr>
+        <w:tc>
+          <w:tcPr/>
+          <w:p>
+            <w:pPr>
+              <w:pStyle w:val="Compact"/>
+            </w:pPr>
+            <w:r>
+              <w:rPr>
+                <w:rStyle w:val="VerbatimChar"/>
+              </w:rPr>
+              <w:t xml:space="preserve">subheading</w:t>
+            </w:r>
+          </w:p>
+        </w:tc>
+        <w:tc>
+          <w:tcPr/>
+          <w:p>
+            <w:pPr>
+              <w:pStyle w:val="Compact"/>
+            </w:pPr>
+            <w:r>
+              <w:t xml:space="preserve">Slot</w:t>
+            </w:r>
+          </w:p>
+        </w:tc>
+        <w:tc>
+          <w:tcPr/>
+          <w:p>
+            <w:pPr>
+              <w:pStyle w:val="Compact"/>
+            </w:pPr>
+            <w:r>
+              <w:t xml:space="preserve">exactMatch</w:t>
+            </w:r>
+          </w:p>
+        </w:tc>
+        <w:tc>
+          <w:tcPr/>
+          <w:p>
+            <w:pPr>
+              <w:pStyle w:val="Compact"/>
+            </w:pPr>
+            <w:r>
+              <w:rPr>
+                <w:rStyle w:val="VerbatimChar"/>
+              </w:rPr>
+              <w:t xml:space="preserve">akn:subheading</w:t>
+            </w:r>
+          </w:p>
+        </w:tc>
+      </w:tr>
+      <w:tr>
+        <w:tc>
+          <w:tcPr>
+            <w:shd w:val="clear" w:color="auto" w:fill="F2F2F2"/>
+          </w:tcPr>
+          <w:p>
+            <w:pPr>
+              <w:pStyle w:val="Compact"/>
+            </w:pPr>
+            <w:r>
+              <w:rPr>
+                <w:rStyle w:val="VerbatimChar"/>
+              </w:rPr>
+              <w:t xml:space="preserve">list_introduction</w:t>
+            </w:r>
+          </w:p>
+        </w:tc>
+        <w:tc>
+          <w:tcPr>
+            <w:shd w:val="clear" w:color="auto" w:fill="F2F2F2"/>
+          </w:tcPr>
+          <w:p>
+            <w:pPr>
+              <w:pStyle w:val="Compact"/>
+            </w:pPr>
+            <w:r>
+              <w:t xml:space="preserve">Slot</w:t>
+            </w:r>
+          </w:p>
+        </w:tc>
+        <w:tc>
+          <w:tcPr>
+            <w:shd w:val="clear" w:color="auto" w:fill="F2F2F2"/>
+          </w:tcPr>
+          <w:p>
+            <w:pPr>
+              <w:pStyle w:val="Compact"/>
+            </w:pPr>
+            <w:r>
+              <w:t xml:space="preserve">exactMatch</w:t>
+            </w:r>
+          </w:p>
+        </w:tc>
+        <w:tc>
+          <w:tcPr>
+            <w:shd w:val="clear" w:color="auto" w:fill="F2F2F2"/>
+          </w:tcPr>
+          <w:p>
+            <w:pPr>
+              <w:pStyle w:val="Compact"/>
+            </w:pPr>
+            <w:r>
+              <w:rPr>
+                <w:rStyle w:val="VerbatimChar"/>
+              </w:rPr>
+              <w:t xml:space="preserve">akn:listIntroduction</w:t>
+            </w:r>
+          </w:p>
+        </w:tc>
+      </w:tr>
+    </w:tbl>
+    <w:bookmarkEnd w:id="308"/>
     <w:sectPr>
       <w:headerReference ns1:id="rId9" w:type="even"/>
       <w:headerReference ns1:id="rId10" w:type="default"/>

--- a/ech-0296_laws/output/ech-0296_laws_de.docx
+++ b/ech-0296_laws/output/ech-0296_laws_de.docx
@@ -37799,12 +37799,68 @@
               <w:rPr>
                 <w:rStyle w:val="VerbatimChar"/>
               </w:rPr>
+              <w:t xml:space="preserve">FRBRWork</w:t>
+            </w:r>
+          </w:p>
+        </w:tc>
+        <w:tc>
+          <w:tcPr/>
+          <w:p>
+            <w:pPr>
+              <w:pStyle w:val="Compact"/>
+            </w:pPr>
+            <w:r>
+              <w:t xml:space="preserve">Klasse</w:t>
+            </w:r>
+          </w:p>
+        </w:tc>
+        <w:tc>
+          <w:tcPr/>
+          <w:p>
+            <w:pPr>
+              <w:pStyle w:val="Compact"/>
+            </w:pPr>
+            <w:r>
+              <w:t xml:space="preserve">closeMatch</w:t>
+            </w:r>
+          </w:p>
+        </w:tc>
+        <w:tc>
+          <w:tcPr/>
+          <w:p>
+            <w:pPr>
+              <w:pStyle w:val="Compact"/>
+            </w:pPr>
+            <w:r>
+              <w:rPr>
+                <w:rStyle w:val="VerbatimChar"/>
+              </w:rPr>
+              <w:t xml:space="preserve">eli:LegalResource</w:t>
+            </w:r>
+          </w:p>
+        </w:tc>
+      </w:tr>
+      <w:tr>
+        <w:tc>
+          <w:tcPr>
+            <w:shd w:val="clear" w:color="auto" w:fill="F2F2F2"/>
+          </w:tcPr>
+          <w:p>
+            <w:pPr>
+              <w:pStyle w:val="Compact"/>
+            </w:pPr>
+            <w:r>
+              <w:rPr>
+                <w:rStyle w:val="VerbatimChar"/>
+              </w:rPr>
               <w:t xml:space="preserve">FRBRExpression</w:t>
             </w:r>
           </w:p>
         </w:tc>
         <w:tc>
-          <w:tcPr/>
+          <w:tcPr>
+            <w:shd w:val="clear" w:color="auto" w:fill="F2F2F2"/>
+          </w:tcPr>
           <w:p>
             <w:pPr>
               <w:pStyle w:val="Compact"/>
@@ -37815,7 +37871,9 @@
           </w:p>
         </w:tc>
         <w:tc>
-          <w:tcPr/>
+          <w:tcPr>
+            <w:shd w:val="clear" w:color="auto" w:fill="F2F2F2"/>
+          </w:tcPr>
           <w:p>
             <w:pPr>
               <w:pStyle w:val="Compact"/>
@@ -37826,7 +37884,9 @@
           </w:p>
         </w:tc>
         <w:tc>
-          <w:tcPr/>
+          <w:tcPr>
+            <w:shd w:val="clear" w:color="auto" w:fill="F2F2F2"/>
+          </w:tcPr>
           <w:p>
             <w:pPr>
               <w:pStyle w:val="Compact"/>
@@ -37842,6 +37902,58 @@
       </w:tr>
       <w:tr>
         <w:tc>
+          <w:tcPr/>
+          <w:p>
+            <w:pPr>
+              <w:pStyle w:val="Compact"/>
+            </w:pPr>
+            <w:r>
+              <w:rPr>
+                <w:rStyle w:val="VerbatimChar"/>
+              </w:rPr>
+              <w:t xml:space="preserve">FRBRExpression</w:t>
+            </w:r>
+          </w:p>
+        </w:tc>
+        <w:tc>
+          <w:tcPr/>
+          <w:p>
+            <w:pPr>
+              <w:pStyle w:val="Compact"/>
+            </w:pPr>
+            <w:r>
+              <w:t xml:space="preserve">Klasse</w:t>
+            </w:r>
+          </w:p>
+        </w:tc>
+        <w:tc>
+          <w:tcPr/>
+          <w:p>
+            <w:pPr>
+              <w:pStyle w:val="Compact"/>
+            </w:pPr>
+            <w:r>
+              <w:t xml:space="preserve">closeMatch</w:t>
+            </w:r>
+          </w:p>
+        </w:tc>
+        <w:tc>
+          <w:tcPr/>
+          <w:p>
+            <w:pPr>
+              <w:pStyle w:val="Compact"/>
+            </w:pPr>
+            <w:r>
+              <w:rPr>
+                <w:rStyle w:val="VerbatimChar"/>
+              </w:rPr>
+              <w:t xml:space="preserve">eli:LegalExpression</w:t>
+            </w:r>
+          </w:p>
+        </w:tc>
+      </w:tr>
+      <w:tr>
+        <w:tc>
           <w:tcPr>
             <w:shd w:val="clear" w:color="auto" w:fill="F2F2F2"/>
           </w:tcPr>
@@ -37911,12 +38023,68 @@
               <w:rPr>
                 <w:rStyle w:val="VerbatimChar"/>
               </w:rPr>
+              <w:t xml:space="preserve">FRBRManifestation</w:t>
+            </w:r>
+          </w:p>
+        </w:tc>
+        <w:tc>
+          <w:tcPr/>
+          <w:p>
+            <w:pPr>
+              <w:pStyle w:val="Compact"/>
+            </w:pPr>
+            <w:r>
+              <w:t xml:space="preserve">Klasse</w:t>
+            </w:r>
+          </w:p>
+        </w:tc>
+        <w:tc>
+          <w:tcPr/>
+          <w:p>
+            <w:pPr>
+              <w:pStyle w:val="Compact"/>
+            </w:pPr>
+            <w:r>
+              <w:t xml:space="preserve">closeMatch</w:t>
+            </w:r>
+          </w:p>
+        </w:tc>
+        <w:tc>
+          <w:tcPr/>
+          <w:p>
+            <w:pPr>
+              <w:pStyle w:val="Compact"/>
+            </w:pPr>
+            <w:r>
+              <w:rPr>
+                <w:rStyle w:val="VerbatimChar"/>
+              </w:rPr>
+              <w:t xml:space="preserve">eli:Format</w:t>
+            </w:r>
+          </w:p>
+        </w:tc>
+      </w:tr>
+      <w:tr>
+        <w:tc>
+          <w:tcPr>
+            <w:shd w:val="clear" w:color="auto" w:fill="F2F2F2"/>
+          </w:tcPr>
+          <w:p>
+            <w:pPr>
+              <w:pStyle w:val="Compact"/>
+            </w:pPr>
+            <w:r>
+              <w:rPr>
+                <w:rStyle w:val="VerbatimChar"/>
+              </w:rPr>
               <w:t xml:space="preserve">FRBRDate</w:t>
             </w:r>
           </w:p>
         </w:tc>
         <w:tc>
-          <w:tcPr/>
+          <w:tcPr>
+            <w:shd w:val="clear" w:color="auto" w:fill="F2F2F2"/>
+          </w:tcPr>
           <w:p>
             <w:pPr>
               <w:pStyle w:val="Compact"/>
@@ -37927,7 +38095,9 @@
           </w:p>
         </w:tc>
         <w:tc>
-          <w:tcPr/>
+          <w:tcPr>
+            <w:shd w:val="clear" w:color="auto" w:fill="F2F2F2"/>
+          </w:tcPr>
           <w:p>
             <w:pPr>
               <w:pStyle w:val="Compact"/>
@@ -37938,7 +38108,9 @@
           </w:p>
         </w:tc>
         <w:tc>
-          <w:tcPr/>
+          <w:tcPr>
+            <w:shd w:val="clear" w:color="auto" w:fill="F2F2F2"/>
+          </w:tcPr>
           <w:p>
             <w:pPr>
               <w:pStyle w:val="Compact"/>
@@ -37954,9 +38126,7 @@
       </w:tr>
       <w:tr>
         <w:tc>
-          <w:tcPr>
-            <w:shd w:val="clear" w:color="auto" w:fill="F2F2F2"/>
-          </w:tcPr>
+          <w:tcPr/>
           <w:p>
             <w:pPr>
               <w:pStyle w:val="Compact"/>
@@ -37970,9 +38140,7 @@
           </w:p>
         </w:tc>
         <w:tc>
-          <w:tcPr>
-            <w:shd w:val="clear" w:color="auto" w:fill="F2F2F2"/>
-          </w:tcPr>
+          <w:tcPr/>
           <w:p>
             <w:pPr>
               <w:pStyle w:val="Compact"/>
@@ -37983,9 +38151,7 @@
           </w:p>
         </w:tc>
         <w:tc>
-          <w:tcPr>
-            <w:shd w:val="clear" w:color="auto" w:fill="F2F2F2"/>
-          </w:tcPr>
+          <w:tcPr/>
           <w:p>
             <w:pPr>
               <w:pStyle w:val="Compact"/>
@@ -37996,9 +38162,7 @@
           </w:p>
         </w:tc>
         <w:tc>
-          <w:tcPr>
-            <w:shd w:val="clear" w:color="auto" w:fill="F2F2F2"/>
-          </w:tcPr>
+          <w:tcPr/>
           <w:p>
             <w:pPr>
               <w:pStyle w:val="Compact"/>
@@ -38014,7 +38178,9 @@
       </w:tr>
       <w:tr>
         <w:tc>
-          <w:tcPr/>
+          <w:tcPr>
+            <w:shd w:val="clear" w:color="auto" w:fill="F2F2F2"/>
+          </w:tcPr>
           <w:p>
             <w:pPr>
               <w:pStyle w:val="Compact"/>
@@ -38028,7 +38194,9 @@
           </w:p>
         </w:tc>
         <w:tc>
-          <w:tcPr/>
+          <w:tcPr>
+            <w:shd w:val="clear" w:color="auto" w:fill="F2F2F2"/>
+          </w:tcPr>
           <w:p>
             <w:pPr>
               <w:pStyle w:val="Compact"/>
@@ -38039,7 +38207,9 @@
           </w:p>
         </w:tc>
         <w:tc>
-          <w:tcPr/>
+          <w:tcPr>
+            <w:shd w:val="clear" w:color="auto" w:fill="F2F2F2"/>
+          </w:tcPr>
           <w:p>
             <w:pPr>
               <w:pStyle w:val="Compact"/>
@@ -38050,7 +38220,9 @@
           </w:p>
         </w:tc>
         <w:tc>
-          <w:tcPr/>
+          <w:tcPr>
+            <w:shd w:val="clear" w:color="auto" w:fill="F2F2F2"/>
+          </w:tcPr>
           <w:p>
             <w:pPr>
               <w:pStyle w:val="Compact"/>
@@ -38066,6 +38238,58 @@
       </w:tr>
       <w:tr>
         <w:tc>
+          <w:tcPr/>
+          <w:p>
+            <w:pPr>
+              <w:pStyle w:val="Compact"/>
+            </w:pPr>
+            <w:r>
+              <w:rPr>
+                <w:rStyle w:val="VerbatimChar"/>
+              </w:rPr>
+              <w:t xml:space="preserve">FRBRName</w:t>
+            </w:r>
+          </w:p>
+        </w:tc>
+        <w:tc>
+          <w:tcPr/>
+          <w:p>
+            <w:pPr>
+              <w:pStyle w:val="Compact"/>
+            </w:pPr>
+            <w:r>
+              <w:t xml:space="preserve">Klasse</w:t>
+            </w:r>
+          </w:p>
+        </w:tc>
+        <w:tc>
+          <w:tcPr/>
+          <w:p>
+            <w:pPr>
+              <w:pStyle w:val="Compact"/>
+            </w:pPr>
+            <w:r>
+              <w:t xml:space="preserve">closeMatch</w:t>
+            </w:r>
+          </w:p>
+        </w:tc>
+        <w:tc>
+          <w:tcPr/>
+          <w:p>
+            <w:pPr>
+              <w:pStyle w:val="Compact"/>
+            </w:pPr>
+            <w:r>
+              <w:rPr>
+                <w:rStyle w:val="VerbatimChar"/>
+              </w:rPr>
+              <w:t xml:space="preserve">eli:title</w:t>
+            </w:r>
+          </w:p>
+        </w:tc>
+      </w:tr>
+      <w:tr>
+        <w:tc>
           <w:tcPr>
             <w:shd w:val="clear" w:color="auto" w:fill="F2F2F2"/>
           </w:tcPr>
@@ -40317,14 +40541,70 @@
               <w:rPr>
                 <w:rStyle w:val="VerbatimChar"/>
               </w:rPr>
+              <w:t xml:space="preserve">frbr_authors</w:t>
+            </w:r>
+          </w:p>
+        </w:tc>
+        <w:tc>
+          <w:tcPr>
+            <w:shd w:val="clear" w:color="auto" w:fill="F2F2F2"/>
+          </w:tcPr>
+          <w:p>
+            <w:pPr>
+              <w:pStyle w:val="Compact"/>
+            </w:pPr>
+            <w:r>
+              <w:t xml:space="preserve">Slot</w:t>
+            </w:r>
+          </w:p>
+        </w:tc>
+        <w:tc>
+          <w:tcPr>
+            <w:shd w:val="clear" w:color="auto" w:fill="F2F2F2"/>
+          </w:tcPr>
+          <w:p>
+            <w:pPr>
+              <w:pStyle w:val="Compact"/>
+            </w:pPr>
+            <w:r>
+              <w:t xml:space="preserve">closeMatch</w:t>
+            </w:r>
+          </w:p>
+        </w:tc>
+        <w:tc>
+          <w:tcPr>
+            <w:shd w:val="clear" w:color="auto" w:fill="F2F2F2"/>
+          </w:tcPr>
+          <w:p>
+            <w:pPr>
+              <w:pStyle w:val="Compact"/>
+            </w:pPr>
+            <w:r>
+              <w:rPr>
+                <w:rStyle w:val="VerbatimChar"/>
+              </w:rPr>
+              <w:t xml:space="preserve">eli:passed_by</w:t>
+            </w:r>
+          </w:p>
+        </w:tc>
+      </w:tr>
+      <w:tr>
+        <w:tc>
+          <w:tcPr/>
+          <w:p>
+            <w:pPr>
+              <w:pStyle w:val="Compact"/>
+            </w:pPr>
+            <w:r>
+              <w:rPr>
+                <w:rStyle w:val="VerbatimChar"/>
+              </w:rPr>
               <w:t xml:space="preserve">frbr_country</w:t>
             </w:r>
           </w:p>
         </w:tc>
         <w:tc>
-          <w:tcPr>
-            <w:shd w:val="clear" w:color="auto" w:fill="F2F2F2"/>
-          </w:tcPr>
+          <w:tcPr/>
           <w:p>
             <w:pPr>
               <w:pStyle w:val="Compact"/>
@@ -40335,9 +40615,7 @@
           </w:p>
         </w:tc>
         <w:tc>
-          <w:tcPr>
-            <w:shd w:val="clear" w:color="auto" w:fill="F2F2F2"/>
-          </w:tcPr>
+          <w:tcPr/>
           <w:p>
             <w:pPr>
               <w:pStyle w:val="Compact"/>
@@ -40348,9 +40626,7 @@
           </w:p>
         </w:tc>
         <w:tc>
-          <w:tcPr>
-            <w:shd w:val="clear" w:color="auto" w:fill="F2F2F2"/>
-          </w:tcPr>
+          <w:tcPr/>
           <w:p>
             <w:pPr>
               <w:pStyle w:val="Compact"/>
@@ -40366,6 +40642,66 @@
       </w:tr>
       <w:tr>
         <w:tc>
+          <w:tcPr>
+            <w:shd w:val="clear" w:color="auto" w:fill="F2F2F2"/>
+          </w:tcPr>
+          <w:p>
+            <w:pPr>
+              <w:pStyle w:val="Compact"/>
+            </w:pPr>
+            <w:r>
+              <w:rPr>
+                <w:rStyle w:val="VerbatimChar"/>
+              </w:rPr>
+              <w:t xml:space="preserve">frbr_country</w:t>
+            </w:r>
+          </w:p>
+        </w:tc>
+        <w:tc>
+          <w:tcPr>
+            <w:shd w:val="clear" w:color="auto" w:fill="F2F2F2"/>
+          </w:tcPr>
+          <w:p>
+            <w:pPr>
+              <w:pStyle w:val="Compact"/>
+            </w:pPr>
+            <w:r>
+              <w:t xml:space="preserve">Slot</w:t>
+            </w:r>
+          </w:p>
+        </w:tc>
+        <w:tc>
+          <w:tcPr>
+            <w:shd w:val="clear" w:color="auto" w:fill="F2F2F2"/>
+          </w:tcPr>
+          <w:p>
+            <w:pPr>
+              <w:pStyle w:val="Compact"/>
+            </w:pPr>
+            <w:r>
+              <w:t xml:space="preserve">closeMatch</w:t>
+            </w:r>
+          </w:p>
+        </w:tc>
+        <w:tc>
+          <w:tcPr>
+            <w:shd w:val="clear" w:color="auto" w:fill="F2F2F2"/>
+          </w:tcPr>
+          <w:p>
+            <w:pPr>
+              <w:pStyle w:val="Compact"/>
+            </w:pPr>
+            <w:r>
+              <w:rPr>
+                <w:rStyle w:val="VerbatimChar"/>
+              </w:rPr>
+              <w:t xml:space="preserve">eli:jurisdiction</w:t>
+            </w:r>
+          </w:p>
+        </w:tc>
+      </w:tr>
+      <w:tr>
+        <w:tc>
           <w:tcPr/>
           <w:p>
             <w:pPr>
@@ -40429,14 +40765,70 @@
               <w:rPr>
                 <w:rStyle w:val="VerbatimChar"/>
               </w:rPr>
+              <w:t xml:space="preserve">frbr_number</w:t>
+            </w:r>
+          </w:p>
+        </w:tc>
+        <w:tc>
+          <w:tcPr>
+            <w:shd w:val="clear" w:color="auto" w:fill="F2F2F2"/>
+          </w:tcPr>
+          <w:p>
+            <w:pPr>
+              <w:pStyle w:val="Compact"/>
+            </w:pPr>
+            <w:r>
+              <w:t xml:space="preserve">Slot</w:t>
+            </w:r>
+          </w:p>
+        </w:tc>
+        <w:tc>
+          <w:tcPr>
+            <w:shd w:val="clear" w:color="auto" w:fill="F2F2F2"/>
+          </w:tcPr>
+          <w:p>
+            <w:pPr>
+              <w:pStyle w:val="Compact"/>
+            </w:pPr>
+            <w:r>
+              <w:t xml:space="preserve">closeMatch</w:t>
+            </w:r>
+          </w:p>
+        </w:tc>
+        <w:tc>
+          <w:tcPr>
+            <w:shd w:val="clear" w:color="auto" w:fill="F2F2F2"/>
+          </w:tcPr>
+          <w:p>
+            <w:pPr>
+              <w:pStyle w:val="Compact"/>
+            </w:pPr>
+            <w:r>
+              <w:rPr>
+                <w:rStyle w:val="VerbatimChar"/>
+              </w:rPr>
+              <w:t xml:space="preserve">eli:number</w:t>
+            </w:r>
+          </w:p>
+        </w:tc>
+      </w:tr>
+      <w:tr>
+        <w:tc>
+          <w:tcPr/>
+          <w:p>
+            <w:pPr>
+              <w:pStyle w:val="Compact"/>
+            </w:pPr>
+            <w:r>
+              <w:rPr>
+                <w:rStyle w:val="VerbatimChar"/>
+              </w:rPr>
               <w:t xml:space="preserve">frbr_authoritative</w:t>
             </w:r>
           </w:p>
         </w:tc>
         <w:tc>
-          <w:tcPr>
-            <w:shd w:val="clear" w:color="auto" w:fill="F2F2F2"/>
-          </w:tcPr>
+          <w:tcPr/>
           <w:p>
             <w:pPr>
               <w:pStyle w:val="Compact"/>
@@ -40447,9 +40839,7 @@
           </w:p>
         </w:tc>
         <w:tc>
-          <w:tcPr>
-            <w:shd w:val="clear" w:color="auto" w:fill="F2F2F2"/>
-          </w:tcPr>
+          <w:tcPr/>
           <w:p>
             <w:pPr>
               <w:pStyle w:val="Compact"/>
@@ -40460,9 +40850,7 @@
           </w:p>
         </w:tc>
         <w:tc>
-          <w:tcPr>
-            <w:shd w:val="clear" w:color="auto" w:fill="F2F2F2"/>
-          </w:tcPr>
+          <w:tcPr/>
           <w:p>
             <w:pPr>
               <w:pStyle w:val="Compact"/>
@@ -40478,6 +40866,66 @@
       </w:tr>
       <w:tr>
         <w:tc>
+          <w:tcPr>
+            <w:shd w:val="clear" w:color="auto" w:fill="F2F2F2"/>
+          </w:tcPr>
+          <w:p>
+            <w:pPr>
+              <w:pStyle w:val="Compact"/>
+            </w:pPr>
+            <w:r>
+              <w:rPr>
+                <w:rStyle w:val="VerbatimChar"/>
+              </w:rPr>
+              <w:t xml:space="preserve">frbr_authoritative</w:t>
+            </w:r>
+          </w:p>
+        </w:tc>
+        <w:tc>
+          <w:tcPr>
+            <w:shd w:val="clear" w:color="auto" w:fill="F2F2F2"/>
+          </w:tcPr>
+          <w:p>
+            <w:pPr>
+              <w:pStyle w:val="Compact"/>
+            </w:pPr>
+            <w:r>
+              <w:t xml:space="preserve">Slot</w:t>
+            </w:r>
+          </w:p>
+        </w:tc>
+        <w:tc>
+          <w:tcPr>
+            <w:shd w:val="clear" w:color="auto" w:fill="F2F2F2"/>
+          </w:tcPr>
+          <w:p>
+            <w:pPr>
+              <w:pStyle w:val="Compact"/>
+            </w:pPr>
+            <w:r>
+              <w:t xml:space="preserve">closeMatch</w:t>
+            </w:r>
+          </w:p>
+        </w:tc>
+        <w:tc>
+          <w:tcPr>
+            <w:shd w:val="clear" w:color="auto" w:fill="F2F2F2"/>
+          </w:tcPr>
+          <w:p>
+            <w:pPr>
+              <w:pStyle w:val="Compact"/>
+            </w:pPr>
+            <w:r>
+              <w:rPr>
+                <w:rStyle w:val="VerbatimChar"/>
+              </w:rPr>
+              <w:t xml:space="preserve">eli:legal_value</w:t>
+            </w:r>
+          </w:p>
+        </w:tc>
+      </w:tr>
+      <w:tr>
+        <w:tc>
           <w:tcPr/>
           <w:p>
             <w:pPr>
@@ -40541,14 +40989,70 @@
               <w:rPr>
                 <w:rStyle w:val="VerbatimChar"/>
               </w:rPr>
+              <w:t xml:space="preserve">frbr_language</w:t>
+            </w:r>
+          </w:p>
+        </w:tc>
+        <w:tc>
+          <w:tcPr>
+            <w:shd w:val="clear" w:color="auto" w:fill="F2F2F2"/>
+          </w:tcPr>
+          <w:p>
+            <w:pPr>
+              <w:pStyle w:val="Compact"/>
+            </w:pPr>
+            <w:r>
+              <w:t xml:space="preserve">Slot</w:t>
+            </w:r>
+          </w:p>
+        </w:tc>
+        <w:tc>
+          <w:tcPr>
+            <w:shd w:val="clear" w:color="auto" w:fill="F2F2F2"/>
+          </w:tcPr>
+          <w:p>
+            <w:pPr>
+              <w:pStyle w:val="Compact"/>
+            </w:pPr>
+            <w:r>
+              <w:t xml:space="preserve">closeMatch</w:t>
+            </w:r>
+          </w:p>
+        </w:tc>
+        <w:tc>
+          <w:tcPr>
+            <w:shd w:val="clear" w:color="auto" w:fill="F2F2F2"/>
+          </w:tcPr>
+          <w:p>
+            <w:pPr>
+              <w:pStyle w:val="Compact"/>
+            </w:pPr>
+            <w:r>
+              <w:rPr>
+                <w:rStyle w:val="VerbatimChar"/>
+              </w:rPr>
+              <w:t xml:space="preserve">eli:language</w:t>
+            </w:r>
+          </w:p>
+        </w:tc>
+      </w:tr>
+      <w:tr>
+        <w:tc>
+          <w:tcPr/>
+          <w:p>
+            <w:pPr>
+              <w:pStyle w:val="Compact"/>
+            </w:pPr>
+            <w:r>
+              <w:rPr>
+                <w:rStyle w:val="VerbatimChar"/>
+              </w:rPr>
               <w:t xml:space="preserve">frbr_format</w:t>
             </w:r>
           </w:p>
         </w:tc>
         <w:tc>
-          <w:tcPr>
-            <w:shd w:val="clear" w:color="auto" w:fill="F2F2F2"/>
-          </w:tcPr>
+          <w:tcPr/>
           <w:p>
             <w:pPr>
               <w:pStyle w:val="Compact"/>
@@ -40559,9 +41063,7 @@
           </w:p>
         </w:tc>
         <w:tc>
-          <w:tcPr>
-            <w:shd w:val="clear" w:color="auto" w:fill="F2F2F2"/>
-          </w:tcPr>
+          <w:tcPr/>
           <w:p>
             <w:pPr>
               <w:pStyle w:val="Compact"/>
@@ -40572,9 +41074,7 @@
           </w:p>
         </w:tc>
         <w:tc>
-          <w:tcPr>
-            <w:shd w:val="clear" w:color="auto" w:fill="F2F2F2"/>
-          </w:tcPr>
+          <w:tcPr/>
           <w:p>
             <w:pPr>
               <w:pStyle w:val="Compact"/>
@@ -40584,6 +41084,66 @@
                 <w:rStyle w:val="VerbatimChar"/>
               </w:rPr>
               <w:t xml:space="preserve">akn:FRBRformat</w:t>
+            </w:r>
+          </w:p>
+        </w:tc>
+      </w:tr>
+      <w:tr>
+        <w:tc>
+          <w:tcPr>
+            <w:shd w:val="clear" w:color="auto" w:fill="F2F2F2"/>
+          </w:tcPr>
+          <w:p>
+            <w:pPr>
+              <w:pStyle w:val="Compact"/>
+            </w:pPr>
+            <w:r>
+              <w:rPr>
+                <w:rStyle w:val="VerbatimChar"/>
+              </w:rPr>
+              <w:t xml:space="preserve">frbr_format</w:t>
+            </w:r>
+          </w:p>
+        </w:tc>
+        <w:tc>
+          <w:tcPr>
+            <w:shd w:val="clear" w:color="auto" w:fill="F2F2F2"/>
+          </w:tcPr>
+          <w:p>
+            <w:pPr>
+              <w:pStyle w:val="Compact"/>
+            </w:pPr>
+            <w:r>
+              <w:t xml:space="preserve">Slot</w:t>
+            </w:r>
+          </w:p>
+        </w:tc>
+        <w:tc>
+          <w:tcPr>
+            <w:shd w:val="clear" w:color="auto" w:fill="F2F2F2"/>
+          </w:tcPr>
+          <w:p>
+            <w:pPr>
+              <w:pStyle w:val="Compact"/>
+            </w:pPr>
+            <w:r>
+              <w:t xml:space="preserve">closeMatch</w:t>
+            </w:r>
+          </w:p>
+        </w:tc>
+        <w:tc>
+          <w:tcPr>
+            <w:shd w:val="clear" w:color="auto" w:fill="F2F2F2"/>
+          </w:tcPr>
+          <w:p>
+            <w:pPr>
+              <w:pStyle w:val="Compact"/>
+            </w:pPr>
+            <w:r>
+              <w:rPr>
+                <w:rStyle w:val="VerbatimChar"/>
+              </w:rPr>
+              <w:t xml:space="preserve">eli:format</w:t>
             </w:r>
           </w:p>
         </w:tc>

--- a/ech-0296_laws/output/ech-0296_laws_de.docx
+++ b/ech-0296_laws/output/ech-0296_laws_de.docx
@@ -28909,6 +28909,61 @@
           </w:p>
         </w:tc>
       </w:tr>
+      <w:tr>
+        <w:tc>
+          <w:tcPr>
+            <w:shd w:val="clear" w:color="auto" w:fill="F2F2F2"/>
+          </w:tcPr>
+          <w:p>
+            <w:pPr>
+              <w:pStyle w:val="Compact"/>
+            </w:pPr>
+            <w:r>
+              <w:t xml:space="preserve">inline_content</w:t>
+            </w:r>
+          </w:p>
+        </w:tc>
+        <w:tc>
+          <w:tcPr>
+            <w:shd w:val="clear" w:color="auto" w:fill="F2F2F2"/>
+          </w:tcPr>
+          <w:p>
+            <w:pPr>
+              <w:pStyle w:val="Compact"/>
+            </w:pPr>
+            <w:r>
+              <w:t xml:space="preserve">*</w:t>
+            </w:r>
+            <w:r>
+              <w:t xml:space="preserve"> </w:t>
+            </w:r>
+            <w:r>
+              <w:t xml:space="preserve"> </w:t>
+            </w:r>
+            <w:hyperlink w:anchor="InlineElement">
+              <w:r>
+                <w:rPr>
+                  <w:rStyle w:val="Hyperlink"/>
+                </w:rPr>
+                <w:t xml:space="preserve">InlineElement</w:t>
+              </w:r>
+            </w:hyperlink>
+          </w:p>
+        </w:tc>
+        <w:tc>
+          <w:tcPr>
+            <w:shd w:val="clear" w:color="auto" w:fill="F2F2F2"/>
+          </w:tcPr>
+          <w:p>
+            <w:pPr>
+              <w:pStyle w:val="Compact"/>
+            </w:pPr>
+            <w:r>
+              <w:t xml:space="preserve">Geordneter gemischter Inhalt: eine Folge aus Textabschnitten und Inline-Markup-Elementen (InlineElement-Subklassen). Die Dokumentreihenfolge wird durch die Listenreihenfolge bewahrt.</w:t>
+            </w:r>
+          </w:p>
+        </w:tc>
+      </w:tr>
     </w:tbl>
     <w:bookmarkStart w:id="146" w:name="einschränkungen"/>
     <w:p>
@@ -28949,6 +29004,18 @@
       </w:pPr>
       <w:r>
         <w:t xml:space="preserve">doc_title</w:t>
+      </w:r>
+    </w:p>
+    <w:p>
+      <w:pPr>
+        <w:pStyle w:val="Compact"/>
+        <w:numPr>
+          <w:ilvl w:val="0"/>
+          <w:numId w:val="1005"/>
+        </w:numPr>
+      </w:pPr>
+      <w:r>
+        <w:t xml:space="preserve">inline_content</w:t>
       </w:r>
     </w:p>
     <w:bookmarkEnd w:id="146"/>
@@ -54524,6 +54591,68 @@
             <w:pPr>
               <w:pStyle w:val="Compact"/>
             </w:pPr>
+            <w:hyperlink w:anchor="PrefaceP">
+              <w:r>
+                <w:rPr>
+                  <w:rStyle w:val="Hyperlink"/>
+                </w:rPr>
+                <w:t xml:space="preserve">PrefaceP</w:t>
+              </w:r>
+            </w:hyperlink>
+          </w:p>
+        </w:tc>
+        <w:tc>
+          <w:tcPr>
+            <w:shd w:val="clear" w:color="auto" w:fill="F2F2F2"/>
+          </w:tcPr>
+          <w:p>
+            <w:pPr>
+              <w:pStyle w:val="Compact"/>
+            </w:pPr>
+            <w:r>
+              <w:t xml:space="preserve">inline_content</w:t>
+            </w:r>
+          </w:p>
+        </w:tc>
+        <w:tc>
+          <w:tcPr>
+            <w:shd w:val="clear" w:color="auto" w:fill="F2F2F2"/>
+          </w:tcPr>
+          <w:p>
+            <w:pPr>
+              <w:pStyle w:val="Compact"/>
+            </w:pPr>
+            <w:r>
+              <w:t xml:space="preserve">range</w:t>
+            </w:r>
+          </w:p>
+        </w:tc>
+        <w:tc>
+          <w:tcPr>
+            <w:shd w:val="clear" w:color="auto" w:fill="F2F2F2"/>
+          </w:tcPr>
+          <w:p>
+            <w:pPr>
+              <w:pStyle w:val="Compact"/>
+            </w:pPr>
+            <w:hyperlink w:anchor="InlineElement">
+              <w:r>
+                <w:rPr>
+                  <w:rStyle w:val="Hyperlink"/>
+                </w:rPr>
+                <w:t xml:space="preserve">InlineElement</w:t>
+              </w:r>
+            </w:hyperlink>
+          </w:p>
+        </w:tc>
+      </w:tr>
+      <w:tr>
+        <w:tc>
+          <w:tcPr/>
+          <w:p>
+            <w:pPr>
+              <w:pStyle w:val="Compact"/>
+            </w:pPr>
             <w:hyperlink w:anchor="BlockParagraph">
               <w:r>
                 <w:rPr>
@@ -54535,9 +54664,7 @@
           </w:p>
         </w:tc>
         <w:tc>
-          <w:tcPr>
-            <w:shd w:val="clear" w:color="auto" w:fill="F2F2F2"/>
-          </w:tcPr>
+          <w:tcPr/>
           <w:p>
             <w:pPr>
               <w:pStyle w:val="Compact"/>
@@ -54548,9 +54675,7 @@
           </w:p>
         </w:tc>
         <w:tc>
-          <w:tcPr>
-            <w:shd w:val="clear" w:color="auto" w:fill="F2F2F2"/>
-          </w:tcPr>
+          <w:tcPr/>
           <w:p>
             <w:pPr>
               <w:pStyle w:val="Compact"/>
@@ -54561,9 +54686,7 @@
           </w:p>
         </w:tc>
         <w:tc>
-          <w:tcPr>
-            <w:shd w:val="clear" w:color="auto" w:fill="F2F2F2"/>
-          </w:tcPr>
+          <w:tcPr/>
           <w:p>
             <w:pPr>
               <w:pStyle w:val="Compact"/>
@@ -54581,7 +54704,9 @@
       </w:tr>
       <w:tr>
         <w:tc>
-          <w:tcPr/>
+          <w:tcPr>
+            <w:shd w:val="clear" w:color="auto" w:fill="F2F2F2"/>
+          </w:tcPr>
           <w:p>
             <w:pPr>
               <w:pStyle w:val="Compact"/>
@@ -54597,7 +54722,9 @@
           </w:p>
         </w:tc>
         <w:tc>
-          <w:tcPr/>
+          <w:tcPr>
+            <w:shd w:val="clear" w:color="auto" w:fill="F2F2F2"/>
+          </w:tcPr>
           <w:p>
             <w:pPr>
               <w:pStyle w:val="Compact"/>
@@ -54608,7 +54735,9 @@
           </w:p>
         </w:tc>
         <w:tc>
-          <w:tcPr/>
+          <w:tcPr>
+            <w:shd w:val="clear" w:color="auto" w:fill="F2F2F2"/>
+          </w:tcPr>
           <w:p>
             <w:pPr>
               <w:pStyle w:val="Compact"/>
@@ -54619,7 +54748,9 @@
           </w:p>
         </w:tc>
         <w:tc>
-          <w:tcPr/>
+          <w:tcPr>
+            <w:shd w:val="clear" w:color="auto" w:fill="F2F2F2"/>
+          </w:tcPr>
           <w:p>
             <w:pPr>
               <w:pStyle w:val="Compact"/>
@@ -54637,9 +54768,7 @@
       </w:tr>
       <w:tr>
         <w:tc>
-          <w:tcPr>
-            <w:shd w:val="clear" w:color="auto" w:fill="F2F2F2"/>
-          </w:tcPr>
+          <w:tcPr/>
           <w:p>
             <w:pPr>
               <w:pStyle w:val="Compact"/>
@@ -54655,9 +54784,7 @@
           </w:p>
         </w:tc>
         <w:tc>
-          <w:tcPr>
-            <w:shd w:val="clear" w:color="auto" w:fill="F2F2F2"/>
-          </w:tcPr>
+          <w:tcPr/>
           <w:p>
             <w:pPr>
               <w:pStyle w:val="Compact"/>
@@ -54668,9 +54795,7 @@
           </w:p>
         </w:tc>
         <w:tc>
-          <w:tcPr>
-            <w:shd w:val="clear" w:color="auto" w:fill="F2F2F2"/>
-          </w:tcPr>
+          <w:tcPr/>
           <w:p>
             <w:pPr>
               <w:pStyle w:val="Compact"/>
@@ -54681,9 +54806,7 @@
           </w:p>
         </w:tc>
         <w:tc>
-          <w:tcPr>
-            <w:shd w:val="clear" w:color="auto" w:fill="F2F2F2"/>
-          </w:tcPr>
+          <w:tcPr/>
           <w:p>
             <w:pPr>
               <w:pStyle w:val="Compact"/>
@@ -54701,7 +54824,9 @@
       </w:tr>
       <w:tr>
         <w:tc>
-          <w:tcPr/>
+          <w:tcPr>
+            <w:shd w:val="clear" w:color="auto" w:fill="F2F2F2"/>
+          </w:tcPr>
           <w:p>
             <w:pPr>
               <w:pStyle w:val="Compact"/>
@@ -54717,7 +54842,9 @@
           </w:p>
         </w:tc>
         <w:tc>
-          <w:tcPr/>
+          <w:tcPr>
+            <w:shd w:val="clear" w:color="auto" w:fill="F2F2F2"/>
+          </w:tcPr>
           <w:p>
             <w:pPr>
               <w:pStyle w:val="Compact"/>
@@ -54728,7 +54855,9 @@
           </w:p>
         </w:tc>
         <w:tc>
-          <w:tcPr/>
+          <w:tcPr>
+            <w:shd w:val="clear" w:color="auto" w:fill="F2F2F2"/>
+          </w:tcPr>
           <w:p>
             <w:pPr>
               <w:pStyle w:val="Compact"/>
@@ -54739,7 +54868,9 @@
           </w:p>
         </w:tc>
         <w:tc>
-          <w:tcPr/>
+          <w:tcPr>
+            <w:shd w:val="clear" w:color="auto" w:fill="F2F2F2"/>
+          </w:tcPr>
           <w:p>
             <w:pPr>
               <w:pStyle w:val="Compact"/>
@@ -54757,9 +54888,7 @@
       </w:tr>
       <w:tr>
         <w:tc>
-          <w:tcPr>
-            <w:shd w:val="clear" w:color="auto" w:fill="F2F2F2"/>
-          </w:tcPr>
+          <w:tcPr/>
           <w:p>
             <w:pPr>
               <w:pStyle w:val="Compact"/>
@@ -54775,9 +54904,7 @@
           </w:p>
         </w:tc>
         <w:tc>
-          <w:tcPr>
-            <w:shd w:val="clear" w:color="auto" w:fill="F2F2F2"/>
-          </w:tcPr>
+          <w:tcPr/>
           <w:p>
             <w:pPr>
               <w:pStyle w:val="Compact"/>
@@ -54788,9 +54915,7 @@
           </w:p>
         </w:tc>
         <w:tc>
-          <w:tcPr>
-            <w:shd w:val="clear" w:color="auto" w:fill="F2F2F2"/>
-          </w:tcPr>
+          <w:tcPr/>
           <w:p>
             <w:pPr>
               <w:pStyle w:val="Compact"/>
@@ -54801,9 +54926,7 @@
           </w:p>
         </w:tc>
         <w:tc>
-          <w:tcPr>
-            <w:shd w:val="clear" w:color="auto" w:fill="F2F2F2"/>
-          </w:tcPr>
+          <w:tcPr/>
           <w:p>
             <w:pPr>
               <w:pStyle w:val="Compact"/>
@@ -54821,7 +54944,9 @@
       </w:tr>
       <w:tr>
         <w:tc>
-          <w:tcPr/>
+          <w:tcPr>
+            <w:shd w:val="clear" w:color="auto" w:fill="F2F2F2"/>
+          </w:tcPr>
           <w:p>
             <w:pPr>
               <w:pStyle w:val="Compact"/>
@@ -54837,7 +54962,9 @@
           </w:p>
         </w:tc>
         <w:tc>
-          <w:tcPr/>
+          <w:tcPr>
+            <w:shd w:val="clear" w:color="auto" w:fill="F2F2F2"/>
+          </w:tcPr>
           <w:p>
             <w:pPr>
               <w:pStyle w:val="Compact"/>
@@ -54848,7 +54975,9 @@
           </w:p>
         </w:tc>
         <w:tc>
-          <w:tcPr/>
+          <w:tcPr>
+            <w:shd w:val="clear" w:color="auto" w:fill="F2F2F2"/>
+          </w:tcPr>
           <w:p>
             <w:pPr>
               <w:pStyle w:val="Compact"/>
@@ -54859,7 +54988,9 @@
           </w:p>
         </w:tc>
         <w:tc>
-          <w:tcPr/>
+          <w:tcPr>
+            <w:shd w:val="clear" w:color="auto" w:fill="F2F2F2"/>
+          </w:tcPr>
           <w:p>
             <w:pPr>
               <w:pStyle w:val="Compact"/>
@@ -54877,9 +55008,7 @@
       </w:tr>
       <w:tr>
         <w:tc>
-          <w:tcPr>
-            <w:shd w:val="clear" w:color="auto" w:fill="F2F2F2"/>
-          </w:tcPr>
+          <w:tcPr/>
           <w:p>
             <w:pPr>
               <w:pStyle w:val="Compact"/>
@@ -54895,9 +55024,7 @@
           </w:p>
         </w:tc>
         <w:tc>
-          <w:tcPr>
-            <w:shd w:val="clear" w:color="auto" w:fill="F2F2F2"/>
-          </w:tcPr>
+          <w:tcPr/>
           <w:p>
             <w:pPr>
               <w:pStyle w:val="Compact"/>
@@ -54908,9 +55035,7 @@
           </w:p>
         </w:tc>
         <w:tc>
-          <w:tcPr>
-            <w:shd w:val="clear" w:color="auto" w:fill="F2F2F2"/>
-          </w:tcPr>
+          <w:tcPr/>
           <w:p>
             <w:pPr>
               <w:pStyle w:val="Compact"/>
@@ -54921,9 +55046,7 @@
           </w:p>
         </w:tc>
         <w:tc>
-          <w:tcPr>
-            <w:shd w:val="clear" w:color="auto" w:fill="F2F2F2"/>
-          </w:tcPr>
+          <w:tcPr/>
           <w:p>
             <w:pPr>
               <w:pStyle w:val="Compact"/>
@@ -54941,7 +55064,9 @@
       </w:tr>
       <w:tr>
         <w:tc>
-          <w:tcPr/>
+          <w:tcPr>
+            <w:shd w:val="clear" w:color="auto" w:fill="F2F2F2"/>
+          </w:tcPr>
           <w:p>
             <w:pPr>
               <w:pStyle w:val="Compact"/>
@@ -54957,7 +55082,9 @@
           </w:p>
         </w:tc>
         <w:tc>
-          <w:tcPr/>
+          <w:tcPr>
+            <w:shd w:val="clear" w:color="auto" w:fill="F2F2F2"/>
+          </w:tcPr>
           <w:p>
             <w:pPr>
               <w:pStyle w:val="Compact"/>
@@ -54968,7 +55095,9 @@
           </w:p>
         </w:tc>
         <w:tc>
-          <w:tcPr/>
+          <w:tcPr>
+            <w:shd w:val="clear" w:color="auto" w:fill="F2F2F2"/>
+          </w:tcPr>
           <w:p>
             <w:pPr>
               <w:pStyle w:val="Compact"/>
@@ -54979,7 +55108,9 @@
           </w:p>
         </w:tc>
         <w:tc>
-          <w:tcPr/>
+          <w:tcPr>
+            <w:shd w:val="clear" w:color="auto" w:fill="F2F2F2"/>
+          </w:tcPr>
           <w:p>
             <w:pPr>
               <w:pStyle w:val="Compact"/>
@@ -54997,9 +55128,7 @@
       </w:tr>
       <w:tr>
         <w:tc>
-          <w:tcPr>
-            <w:shd w:val="clear" w:color="auto" w:fill="F2F2F2"/>
-          </w:tcPr>
+          <w:tcPr/>
           <w:p>
             <w:pPr>
               <w:pStyle w:val="Compact"/>
@@ -55015,9 +55144,7 @@
           </w:p>
         </w:tc>
         <w:tc>
-          <w:tcPr>
-            <w:shd w:val="clear" w:color="auto" w:fill="F2F2F2"/>
-          </w:tcPr>
+          <w:tcPr/>
           <w:p>
             <w:pPr>
               <w:pStyle w:val="Compact"/>
@@ -55028,9 +55155,7 @@
           </w:p>
         </w:tc>
         <w:tc>
-          <w:tcPr>
-            <w:shd w:val="clear" w:color="auto" w:fill="F2F2F2"/>
-          </w:tcPr>
+          <w:tcPr/>
           <w:p>
             <w:pPr>
               <w:pStyle w:val="Compact"/>
@@ -55041,9 +55166,7 @@
           </w:p>
         </w:tc>
         <w:tc>
-          <w:tcPr>
-            <w:shd w:val="clear" w:color="auto" w:fill="F2F2F2"/>
-          </w:tcPr>
+          <w:tcPr/>
           <w:p>
             <w:pPr>
               <w:pStyle w:val="Compact"/>
